--- a/docs/Manual.docx
+++ b/docs/Manual.docx
@@ -403,12 +403,21 @@
               </w:rPr>
               <w:t xml:space="preserve">Materia: </w:t>
             </w:r>
+            <w:proofErr w:type="spellStart"/>
             <w:r>
               <w:rPr>
                 <w:rFonts w:ascii="Arial" w:hAnsi="Arial" w:cs="Arial"/>
                 <w:lang w:val="es-DO"/>
               </w:rPr>
-              <w:t>Programacion Paralela</w:t>
+              <w:t>Programacion</w:t>
+            </w:r>
+            <w:proofErr w:type="spellEnd"/>
+            <w:r>
+              <w:rPr>
+                <w:rFonts w:ascii="Arial" w:hAnsi="Arial" w:cs="Arial"/>
+                <w:lang w:val="es-DO"/>
+              </w:rPr>
+              <w:t xml:space="preserve"> Paralela</w:t>
             </w:r>
           </w:p>
           <w:p>
@@ -479,13 +488,23 @@
               </w:rPr>
               <w:t xml:space="preserve"> </w:t>
             </w:r>
+            <w:proofErr w:type="gramStart"/>
             <w:r>
               <w:rPr>
                 <w:rFonts w:ascii="Arial" w:hAnsi="Arial" w:cs="Arial"/>
                 <w:bCs/>
                 <w:lang w:val="es-DO"/>
               </w:rPr>
-              <w:t>Lunes de 8:00 pm</w:t>
+              <w:t>Lunes</w:t>
+            </w:r>
+            <w:proofErr w:type="gramEnd"/>
+            <w:r>
+              <w:rPr>
+                <w:rFonts w:ascii="Arial" w:hAnsi="Arial" w:cs="Arial"/>
+                <w:bCs/>
+                <w:lang w:val="es-DO"/>
+              </w:rPr>
+              <w:t xml:space="preserve"> de 8:00 pm</w:t>
             </w:r>
             <w:r>
               <w:rPr>
@@ -494,7 +513,67 @@
                 <w:spacing w:val="-10"/>
                 <w:lang w:val="es-DO"/>
               </w:rPr>
-              <w:t xml:space="preserve"> -  10:00pm y MIercoles de  8 pm a - 10 pm</w:t>
+              <w:t xml:space="preserve"> </w:t>
+            </w:r>
+            <w:proofErr w:type="gramStart"/>
+            <w:r>
+              <w:rPr>
+                <w:rFonts w:ascii="Arial" w:hAnsi="Arial" w:cs="Arial"/>
+                <w:bCs/>
+                <w:spacing w:val="-10"/>
+                <w:lang w:val="es-DO"/>
+              </w:rPr>
+              <w:t>-  10:00</w:t>
+            </w:r>
+            <w:proofErr w:type="gramEnd"/>
+            <w:r>
+              <w:rPr>
+                <w:rFonts w:ascii="Arial" w:hAnsi="Arial" w:cs="Arial"/>
+                <w:bCs/>
+                <w:spacing w:val="-10"/>
+                <w:lang w:val="es-DO"/>
+              </w:rPr>
+              <w:t xml:space="preserve">pm y </w:t>
+            </w:r>
+            <w:proofErr w:type="spellStart"/>
+            <w:r>
+              <w:rPr>
+                <w:rFonts w:ascii="Arial" w:hAnsi="Arial" w:cs="Arial"/>
+                <w:bCs/>
+                <w:spacing w:val="-10"/>
+                <w:lang w:val="es-DO"/>
+              </w:rPr>
+              <w:t>MIercoles</w:t>
+            </w:r>
+            <w:proofErr w:type="spellEnd"/>
+            <w:r>
+              <w:rPr>
+                <w:rFonts w:ascii="Arial" w:hAnsi="Arial" w:cs="Arial"/>
+                <w:bCs/>
+                <w:spacing w:val="-10"/>
+                <w:lang w:val="es-DO"/>
+              </w:rPr>
+              <w:t xml:space="preserve"> </w:t>
+            </w:r>
+            <w:proofErr w:type="gramStart"/>
+            <w:r>
+              <w:rPr>
+                <w:rFonts w:ascii="Arial" w:hAnsi="Arial" w:cs="Arial"/>
+                <w:bCs/>
+                <w:spacing w:val="-10"/>
+                <w:lang w:val="es-DO"/>
+              </w:rPr>
+              <w:t>de  8</w:t>
+            </w:r>
+            <w:proofErr w:type="gramEnd"/>
+            <w:r>
+              <w:rPr>
+                <w:rFonts w:ascii="Arial" w:hAnsi="Arial" w:cs="Arial"/>
+                <w:bCs/>
+                <w:spacing w:val="-10"/>
+                <w:lang w:val="es-DO"/>
+              </w:rPr>
+              <w:t xml:space="preserve"> pm a - 10 pm</w:t>
             </w:r>
           </w:p>
           <w:p>
@@ -534,7 +613,25 @@
                 <w:bCs/>
                 <w:lang w:val="es-DO"/>
               </w:rPr>
-              <w:t>• Ranniel Muñoz 2024-2567</w:t>
+              <w:t xml:space="preserve">• </w:t>
+            </w:r>
+            <w:proofErr w:type="spellStart"/>
+            <w:r>
+              <w:rPr>
+                <w:rFonts w:ascii="Arial" w:hAnsi="Arial" w:cs="Arial"/>
+                <w:bCs/>
+                <w:lang w:val="es-DO"/>
+              </w:rPr>
+              <w:t>Ranniel</w:t>
+            </w:r>
+            <w:proofErr w:type="spellEnd"/>
+            <w:r>
+              <w:rPr>
+                <w:rFonts w:ascii="Arial" w:hAnsi="Arial" w:cs="Arial"/>
+                <w:bCs/>
+                <w:lang w:val="es-DO"/>
+              </w:rPr>
+              <w:t xml:space="preserve"> Muñoz 2024-2567</w:t>
             </w:r>
           </w:p>
           <w:p>
@@ -743,7 +840,35 @@
         <w:rPr>
           <w:rFonts w:ascii="Arial" w:hAnsi="Arial" w:cs="Arial"/>
         </w:rPr>
-        <w:t>Tiene que acceder al siguiente enlace del repositorio de GitHub.</w:t>
+        <w:t xml:space="preserve">Tiene que acceder al </w:t>
+      </w:r>
+      <w:proofErr w:type="spellStart"/>
+      <w:r>
+        <w:rPr>
+          <w:rFonts w:ascii="Arial" w:hAnsi="Arial" w:cs="Arial"/>
+        </w:rPr>
+        <w:t>siguiente</w:t>
+      </w:r>
+      <w:proofErr w:type="spellEnd"/>
+      <w:r>
+        <w:rPr>
+          <w:rFonts w:ascii="Arial" w:hAnsi="Arial" w:cs="Arial"/>
+        </w:rPr>
+        <w:t xml:space="preserve"> enlace del </w:t>
+      </w:r>
+      <w:proofErr w:type="spellStart"/>
+      <w:r>
+        <w:rPr>
+          <w:rFonts w:ascii="Arial" w:hAnsi="Arial" w:cs="Arial"/>
+        </w:rPr>
+        <w:t>repositorio</w:t>
+      </w:r>
+      <w:proofErr w:type="spellEnd"/>
+      <w:r>
+        <w:rPr>
+          <w:rFonts w:ascii="Arial" w:hAnsi="Arial" w:cs="Arial"/>
+        </w:rPr>
+        <w:t xml:space="preserve"> de GitHub.</w:t>
       </w:r>
     </w:p>
     <w:p>
@@ -781,7 +906,161 @@
         <w:rPr>
           <w:rFonts w:ascii="Arial" w:hAnsi="Arial" w:cs="Arial"/>
         </w:rPr>
-        <w:t>Ya dentro del repositorio tendrás que ir al apartado en donde se encuentra un botón con el texto code, dale clic y después selecciona la opción de descargar zip.</w:t>
+        <w:t xml:space="preserve">Ya dentro del </w:t>
+      </w:r>
+      <w:proofErr w:type="spellStart"/>
+      <w:r>
+        <w:rPr>
+          <w:rFonts w:ascii="Arial" w:hAnsi="Arial" w:cs="Arial"/>
+        </w:rPr>
+        <w:t>repositorio</w:t>
+      </w:r>
+      <w:proofErr w:type="spellEnd"/>
+      <w:r>
+        <w:rPr>
+          <w:rFonts w:ascii="Arial" w:hAnsi="Arial" w:cs="Arial"/>
+        </w:rPr>
+        <w:t xml:space="preserve"> </w:t>
+      </w:r>
+      <w:proofErr w:type="spellStart"/>
+      <w:r>
+        <w:rPr>
+          <w:rFonts w:ascii="Arial" w:hAnsi="Arial" w:cs="Arial"/>
+        </w:rPr>
+        <w:t>tendrás</w:t>
+      </w:r>
+      <w:proofErr w:type="spellEnd"/>
+      <w:r>
+        <w:rPr>
+          <w:rFonts w:ascii="Arial" w:hAnsi="Arial" w:cs="Arial"/>
+        </w:rPr>
+        <w:t xml:space="preserve"> que </w:t>
+      </w:r>
+      <w:proofErr w:type="spellStart"/>
+      <w:r>
+        <w:rPr>
+          <w:rFonts w:ascii="Arial" w:hAnsi="Arial" w:cs="Arial"/>
+        </w:rPr>
+        <w:t>ir</w:t>
+      </w:r>
+      <w:proofErr w:type="spellEnd"/>
+      <w:r>
+        <w:rPr>
+          <w:rFonts w:ascii="Arial" w:hAnsi="Arial" w:cs="Arial"/>
+        </w:rPr>
+        <w:t xml:space="preserve"> al </w:t>
+      </w:r>
+      <w:proofErr w:type="spellStart"/>
+      <w:r>
+        <w:rPr>
+          <w:rFonts w:ascii="Arial" w:hAnsi="Arial" w:cs="Arial"/>
+        </w:rPr>
+        <w:t>apartado</w:t>
+      </w:r>
+      <w:proofErr w:type="spellEnd"/>
+      <w:r>
+        <w:rPr>
+          <w:rFonts w:ascii="Arial" w:hAnsi="Arial" w:cs="Arial"/>
+        </w:rPr>
+        <w:t xml:space="preserve"> en donde se encuentra un </w:t>
+      </w:r>
+      <w:proofErr w:type="spellStart"/>
+      <w:r>
+        <w:rPr>
+          <w:rFonts w:ascii="Arial" w:hAnsi="Arial" w:cs="Arial"/>
+        </w:rPr>
+        <w:t>botón</w:t>
+      </w:r>
+      <w:proofErr w:type="spellEnd"/>
+      <w:r>
+        <w:rPr>
+          <w:rFonts w:ascii="Arial" w:hAnsi="Arial" w:cs="Arial"/>
+        </w:rPr>
+        <w:t xml:space="preserve"> con el </w:t>
+      </w:r>
+      <w:proofErr w:type="spellStart"/>
+      <w:r>
+        <w:rPr>
+          <w:rFonts w:ascii="Arial" w:hAnsi="Arial" w:cs="Arial"/>
+        </w:rPr>
+        <w:t>texto</w:t>
+      </w:r>
+      <w:proofErr w:type="spellEnd"/>
+      <w:r>
+        <w:rPr>
+          <w:rFonts w:ascii="Arial" w:hAnsi="Arial" w:cs="Arial"/>
+        </w:rPr>
+        <w:t xml:space="preserve"> code, dale </w:t>
+      </w:r>
+      <w:proofErr w:type="spellStart"/>
+      <w:r>
+        <w:rPr>
+          <w:rFonts w:ascii="Arial" w:hAnsi="Arial" w:cs="Arial"/>
+        </w:rPr>
+        <w:t>clic</w:t>
+      </w:r>
+      <w:proofErr w:type="spellEnd"/>
+      <w:r>
+        <w:rPr>
+          <w:rFonts w:ascii="Arial" w:hAnsi="Arial" w:cs="Arial"/>
+        </w:rPr>
+        <w:t xml:space="preserve"> y </w:t>
+      </w:r>
+      <w:proofErr w:type="spellStart"/>
+      <w:r>
+        <w:rPr>
+          <w:rFonts w:ascii="Arial" w:hAnsi="Arial" w:cs="Arial"/>
+        </w:rPr>
+        <w:t>después</w:t>
+      </w:r>
+      <w:proofErr w:type="spellEnd"/>
+      <w:r>
+        <w:rPr>
+          <w:rFonts w:ascii="Arial" w:hAnsi="Arial" w:cs="Arial"/>
+        </w:rPr>
+        <w:t xml:space="preserve"> </w:t>
+      </w:r>
+      <w:proofErr w:type="spellStart"/>
+      <w:r>
+        <w:rPr>
+          <w:rFonts w:ascii="Arial" w:hAnsi="Arial" w:cs="Arial"/>
+        </w:rPr>
+        <w:t>selecciona</w:t>
+      </w:r>
+      <w:proofErr w:type="spellEnd"/>
+      <w:r>
+        <w:rPr>
+          <w:rFonts w:ascii="Arial" w:hAnsi="Arial" w:cs="Arial"/>
+        </w:rPr>
+        <w:t xml:space="preserve"> la </w:t>
+      </w:r>
+      <w:proofErr w:type="spellStart"/>
+      <w:r>
+        <w:rPr>
+          <w:rFonts w:ascii="Arial" w:hAnsi="Arial" w:cs="Arial"/>
+        </w:rPr>
+        <w:t>opción</w:t>
+      </w:r>
+      <w:proofErr w:type="spellEnd"/>
+      <w:r>
+        <w:rPr>
+          <w:rFonts w:ascii="Arial" w:hAnsi="Arial" w:cs="Arial"/>
+        </w:rPr>
+        <w:t xml:space="preserve"> de </w:t>
+      </w:r>
+      <w:proofErr w:type="spellStart"/>
+      <w:r>
+        <w:rPr>
+          <w:rFonts w:ascii="Arial" w:hAnsi="Arial" w:cs="Arial"/>
+        </w:rPr>
+        <w:t>descargar</w:t>
+      </w:r>
+      <w:proofErr w:type="spellEnd"/>
+      <w:r>
+        <w:rPr>
+          <w:rFonts w:ascii="Arial" w:hAnsi="Arial" w:cs="Arial"/>
+        </w:rPr>
+        <w:t xml:space="preserve"> zip.</w:t>
       </w:r>
     </w:p>
     <w:p>
@@ -795,6 +1074,7 @@
       <w:r>
         <w:rPr>
           <w:rFonts w:ascii="Arial" w:hAnsi="Arial" w:cs="Arial"/>
+          <w:noProof/>
           <w:sz w:val="24"/>
           <w:szCs w:val="24"/>
         </w:rPr>
@@ -850,7 +1130,161 @@
         <w:rPr>
           <w:rFonts w:ascii="Arial" w:hAnsi="Arial" w:cs="Arial"/>
         </w:rPr>
-        <w:t>Ya dentro de la carpeta del proyecto, el usuario debería de poder localizar la carpeta /src y entrar directamente donde se encuentra el proyecto para poder abrirlo en Visual Studio.</w:t>
+        <w:t xml:space="preserve">Ya dentro de la </w:t>
+      </w:r>
+      <w:proofErr w:type="spellStart"/>
+      <w:r>
+        <w:rPr>
+          <w:rFonts w:ascii="Arial" w:hAnsi="Arial" w:cs="Arial"/>
+        </w:rPr>
+        <w:t>carpeta</w:t>
+      </w:r>
+      <w:proofErr w:type="spellEnd"/>
+      <w:r>
+        <w:rPr>
+          <w:rFonts w:ascii="Arial" w:hAnsi="Arial" w:cs="Arial"/>
+        </w:rPr>
+        <w:t xml:space="preserve"> del proyecto, el </w:t>
+      </w:r>
+      <w:proofErr w:type="spellStart"/>
+      <w:r>
+        <w:rPr>
+          <w:rFonts w:ascii="Arial" w:hAnsi="Arial" w:cs="Arial"/>
+        </w:rPr>
+        <w:t>usuario</w:t>
+      </w:r>
+      <w:proofErr w:type="spellEnd"/>
+      <w:r>
+        <w:rPr>
+          <w:rFonts w:ascii="Arial" w:hAnsi="Arial" w:cs="Arial"/>
+        </w:rPr>
+        <w:t xml:space="preserve"> </w:t>
+      </w:r>
+      <w:proofErr w:type="spellStart"/>
+      <w:r>
+        <w:rPr>
+          <w:rFonts w:ascii="Arial" w:hAnsi="Arial" w:cs="Arial"/>
+        </w:rPr>
+        <w:t>debería</w:t>
+      </w:r>
+      <w:proofErr w:type="spellEnd"/>
+      <w:r>
+        <w:rPr>
+          <w:rFonts w:ascii="Arial" w:hAnsi="Arial" w:cs="Arial"/>
+        </w:rPr>
+        <w:t xml:space="preserve"> de </w:t>
+      </w:r>
+      <w:proofErr w:type="spellStart"/>
+      <w:r>
+        <w:rPr>
+          <w:rFonts w:ascii="Arial" w:hAnsi="Arial" w:cs="Arial"/>
+        </w:rPr>
+        <w:t>poder</w:t>
+      </w:r>
+      <w:proofErr w:type="spellEnd"/>
+      <w:r>
+        <w:rPr>
+          <w:rFonts w:ascii="Arial" w:hAnsi="Arial" w:cs="Arial"/>
+        </w:rPr>
+        <w:t xml:space="preserve"> </w:t>
+      </w:r>
+      <w:proofErr w:type="spellStart"/>
+      <w:r>
+        <w:rPr>
+          <w:rFonts w:ascii="Arial" w:hAnsi="Arial" w:cs="Arial"/>
+        </w:rPr>
+        <w:t>localizar</w:t>
+      </w:r>
+      <w:proofErr w:type="spellEnd"/>
+      <w:r>
+        <w:rPr>
+          <w:rFonts w:ascii="Arial" w:hAnsi="Arial" w:cs="Arial"/>
+        </w:rPr>
+        <w:t xml:space="preserve"> la </w:t>
+      </w:r>
+      <w:proofErr w:type="spellStart"/>
+      <w:r>
+        <w:rPr>
+          <w:rFonts w:ascii="Arial" w:hAnsi="Arial" w:cs="Arial"/>
+        </w:rPr>
+        <w:t>carpeta</w:t>
+      </w:r>
+      <w:proofErr w:type="spellEnd"/>
+      <w:r>
+        <w:rPr>
+          <w:rFonts w:ascii="Arial" w:hAnsi="Arial" w:cs="Arial"/>
+        </w:rPr>
+        <w:t xml:space="preserve"> /</w:t>
+      </w:r>
+      <w:proofErr w:type="spellStart"/>
+      <w:r>
+        <w:rPr>
+          <w:rFonts w:ascii="Arial" w:hAnsi="Arial" w:cs="Arial"/>
+        </w:rPr>
+        <w:t>src</w:t>
+      </w:r>
+      <w:proofErr w:type="spellEnd"/>
+      <w:r>
+        <w:rPr>
+          <w:rFonts w:ascii="Arial" w:hAnsi="Arial" w:cs="Arial"/>
+        </w:rPr>
+        <w:t xml:space="preserve"> y </w:t>
+      </w:r>
+      <w:proofErr w:type="spellStart"/>
+      <w:r>
+        <w:rPr>
+          <w:rFonts w:ascii="Arial" w:hAnsi="Arial" w:cs="Arial"/>
+        </w:rPr>
+        <w:t>entrar</w:t>
+      </w:r>
+      <w:proofErr w:type="spellEnd"/>
+      <w:r>
+        <w:rPr>
+          <w:rFonts w:ascii="Arial" w:hAnsi="Arial" w:cs="Arial"/>
+        </w:rPr>
+        <w:t xml:space="preserve"> </w:t>
+      </w:r>
+      <w:proofErr w:type="spellStart"/>
+      <w:r>
+        <w:rPr>
+          <w:rFonts w:ascii="Arial" w:hAnsi="Arial" w:cs="Arial"/>
+        </w:rPr>
+        <w:t>directamente</w:t>
+      </w:r>
+      <w:proofErr w:type="spellEnd"/>
+      <w:r>
+        <w:rPr>
+          <w:rFonts w:ascii="Arial" w:hAnsi="Arial" w:cs="Arial"/>
+        </w:rPr>
+        <w:t xml:space="preserve"> donde se encuentra el proyecto para </w:t>
+      </w:r>
+      <w:proofErr w:type="spellStart"/>
+      <w:r>
+        <w:rPr>
+          <w:rFonts w:ascii="Arial" w:hAnsi="Arial" w:cs="Arial"/>
+        </w:rPr>
+        <w:t>poder</w:t>
+      </w:r>
+      <w:proofErr w:type="spellEnd"/>
+      <w:r>
+        <w:rPr>
+          <w:rFonts w:ascii="Arial" w:hAnsi="Arial" w:cs="Arial"/>
+        </w:rPr>
+        <w:t xml:space="preserve"> </w:t>
+      </w:r>
+      <w:proofErr w:type="spellStart"/>
+      <w:r>
+        <w:rPr>
+          <w:rFonts w:ascii="Arial" w:hAnsi="Arial" w:cs="Arial"/>
+        </w:rPr>
+        <w:t>abrirlo</w:t>
+      </w:r>
+      <w:proofErr w:type="spellEnd"/>
+      <w:r>
+        <w:rPr>
+          <w:rFonts w:ascii="Arial" w:hAnsi="Arial" w:cs="Arial"/>
+        </w:rPr>
+        <w:t xml:space="preserve"> en Visual Studio.</w:t>
       </w:r>
     </w:p>
     <w:p>
@@ -864,6 +1298,7 @@
       <w:r>
         <w:rPr>
           <w:rFonts w:ascii="Arial" w:hAnsi="Arial" w:cs="Arial"/>
+          <w:noProof/>
           <w:sz w:val="24"/>
           <w:szCs w:val="24"/>
         </w:rPr>
@@ -947,7 +1382,175 @@
           <w:rFonts w:ascii="Arial" w:hAnsi="Arial" w:cs="Arial"/>
         </w:rPr>
         <w:lastRenderedPageBreak/>
-        <w:t>Ya con el proyecto abierto en Visual Studio, el usuario debería de dar clic en el botón de iniciar que está en el menú superior o simplemente oprimir el botón de F5 para poder ejecutar el proyecto.</w:t>
+        <w:t xml:space="preserve">Ya con el proyecto </w:t>
+      </w:r>
+      <w:proofErr w:type="spellStart"/>
+      <w:r>
+        <w:rPr>
+          <w:rFonts w:ascii="Arial" w:hAnsi="Arial" w:cs="Arial"/>
+        </w:rPr>
+        <w:t>abierto</w:t>
+      </w:r>
+      <w:proofErr w:type="spellEnd"/>
+      <w:r>
+        <w:rPr>
+          <w:rFonts w:ascii="Arial" w:hAnsi="Arial" w:cs="Arial"/>
+        </w:rPr>
+        <w:t xml:space="preserve"> en Visual Studio, el </w:t>
+      </w:r>
+      <w:proofErr w:type="spellStart"/>
+      <w:r>
+        <w:rPr>
+          <w:rFonts w:ascii="Arial" w:hAnsi="Arial" w:cs="Arial"/>
+        </w:rPr>
+        <w:t>usuario</w:t>
+      </w:r>
+      <w:proofErr w:type="spellEnd"/>
+      <w:r>
+        <w:rPr>
+          <w:rFonts w:ascii="Arial" w:hAnsi="Arial" w:cs="Arial"/>
+        </w:rPr>
+        <w:t xml:space="preserve"> </w:t>
+      </w:r>
+      <w:proofErr w:type="spellStart"/>
+      <w:r>
+        <w:rPr>
+          <w:rFonts w:ascii="Arial" w:hAnsi="Arial" w:cs="Arial"/>
+        </w:rPr>
+        <w:t>debería</w:t>
+      </w:r>
+      <w:proofErr w:type="spellEnd"/>
+      <w:r>
+        <w:rPr>
+          <w:rFonts w:ascii="Arial" w:hAnsi="Arial" w:cs="Arial"/>
+        </w:rPr>
+        <w:t xml:space="preserve"> de </w:t>
+      </w:r>
+      <w:proofErr w:type="spellStart"/>
+      <w:r>
+        <w:rPr>
+          <w:rFonts w:ascii="Arial" w:hAnsi="Arial" w:cs="Arial"/>
+        </w:rPr>
+        <w:t>dar</w:t>
+      </w:r>
+      <w:proofErr w:type="spellEnd"/>
+      <w:r>
+        <w:rPr>
+          <w:rFonts w:ascii="Arial" w:hAnsi="Arial" w:cs="Arial"/>
+        </w:rPr>
+        <w:t xml:space="preserve"> </w:t>
+      </w:r>
+      <w:proofErr w:type="spellStart"/>
+      <w:r>
+        <w:rPr>
+          <w:rFonts w:ascii="Arial" w:hAnsi="Arial" w:cs="Arial"/>
+        </w:rPr>
+        <w:t>clic</w:t>
+      </w:r>
+      <w:proofErr w:type="spellEnd"/>
+      <w:r>
+        <w:rPr>
+          <w:rFonts w:ascii="Arial" w:hAnsi="Arial" w:cs="Arial"/>
+        </w:rPr>
+        <w:t xml:space="preserve"> en el </w:t>
+      </w:r>
+      <w:proofErr w:type="spellStart"/>
+      <w:r>
+        <w:rPr>
+          <w:rFonts w:ascii="Arial" w:hAnsi="Arial" w:cs="Arial"/>
+        </w:rPr>
+        <w:t>botón</w:t>
+      </w:r>
+      <w:proofErr w:type="spellEnd"/>
+      <w:r>
+        <w:rPr>
+          <w:rFonts w:ascii="Arial" w:hAnsi="Arial" w:cs="Arial"/>
+        </w:rPr>
+        <w:t xml:space="preserve"> de </w:t>
+      </w:r>
+      <w:proofErr w:type="spellStart"/>
+      <w:r>
+        <w:rPr>
+          <w:rFonts w:ascii="Arial" w:hAnsi="Arial" w:cs="Arial"/>
+        </w:rPr>
+        <w:t>iniciar</w:t>
+      </w:r>
+      <w:proofErr w:type="spellEnd"/>
+      <w:r>
+        <w:rPr>
+          <w:rFonts w:ascii="Arial" w:hAnsi="Arial" w:cs="Arial"/>
+        </w:rPr>
+        <w:t xml:space="preserve"> que está en el </w:t>
+      </w:r>
+      <w:proofErr w:type="spellStart"/>
+      <w:r>
+        <w:rPr>
+          <w:rFonts w:ascii="Arial" w:hAnsi="Arial" w:cs="Arial"/>
+        </w:rPr>
+        <w:t>menú</w:t>
+      </w:r>
+      <w:proofErr w:type="spellEnd"/>
+      <w:r>
+        <w:rPr>
+          <w:rFonts w:ascii="Arial" w:hAnsi="Arial" w:cs="Arial"/>
+        </w:rPr>
+        <w:t xml:space="preserve"> superior o </w:t>
+      </w:r>
+      <w:proofErr w:type="spellStart"/>
+      <w:r>
+        <w:rPr>
+          <w:rFonts w:ascii="Arial" w:hAnsi="Arial" w:cs="Arial"/>
+        </w:rPr>
+        <w:t>simplemente</w:t>
+      </w:r>
+      <w:proofErr w:type="spellEnd"/>
+      <w:r>
+        <w:rPr>
+          <w:rFonts w:ascii="Arial" w:hAnsi="Arial" w:cs="Arial"/>
+        </w:rPr>
+        <w:t xml:space="preserve"> </w:t>
+      </w:r>
+      <w:proofErr w:type="spellStart"/>
+      <w:r>
+        <w:rPr>
+          <w:rFonts w:ascii="Arial" w:hAnsi="Arial" w:cs="Arial"/>
+        </w:rPr>
+        <w:t>oprimir</w:t>
+      </w:r>
+      <w:proofErr w:type="spellEnd"/>
+      <w:r>
+        <w:rPr>
+          <w:rFonts w:ascii="Arial" w:hAnsi="Arial" w:cs="Arial"/>
+        </w:rPr>
+        <w:t xml:space="preserve"> el </w:t>
+      </w:r>
+      <w:proofErr w:type="spellStart"/>
+      <w:r>
+        <w:rPr>
+          <w:rFonts w:ascii="Arial" w:hAnsi="Arial" w:cs="Arial"/>
+        </w:rPr>
+        <w:t>botón</w:t>
+      </w:r>
+      <w:proofErr w:type="spellEnd"/>
+      <w:r>
+        <w:rPr>
+          <w:rFonts w:ascii="Arial" w:hAnsi="Arial" w:cs="Arial"/>
+        </w:rPr>
+        <w:t xml:space="preserve"> de F5 para </w:t>
+      </w:r>
+      <w:proofErr w:type="spellStart"/>
+      <w:r>
+        <w:rPr>
+          <w:rFonts w:ascii="Arial" w:hAnsi="Arial" w:cs="Arial"/>
+        </w:rPr>
+        <w:t>poder</w:t>
+      </w:r>
+      <w:proofErr w:type="spellEnd"/>
+      <w:r>
+        <w:rPr>
+          <w:rFonts w:ascii="Arial" w:hAnsi="Arial" w:cs="Arial"/>
+        </w:rPr>
+        <w:t xml:space="preserve"> ejecutar el proyecto.</w:t>
       </w:r>
     </w:p>
     <w:p>
@@ -961,6 +1564,7 @@
       <w:r>
         <w:rPr>
           <w:rFonts w:ascii="Arial" w:hAnsi="Arial" w:cs="Arial"/>
+          <w:noProof/>
           <w:sz w:val="24"/>
           <w:szCs w:val="24"/>
         </w:rPr>
@@ -1013,11 +1617,201 @@
           <w:rFonts w:ascii="Arial" w:hAnsi="Arial" w:cs="Arial"/>
         </w:rPr>
       </w:pPr>
-      <w:r>
-        <w:rPr>
-          <w:rFonts w:ascii="Arial" w:hAnsi="Arial" w:cs="Arial"/>
-        </w:rPr>
-        <w:t>Después de que el programa está siendo ejecutado, el usuario deberá de ingresar una cantidad de procesadores disponibles que tenga su computador y después ingresar una cantidad masiva de datos a procesar.</w:t>
+      <w:proofErr w:type="spellStart"/>
+      <w:r>
+        <w:rPr>
+          <w:rFonts w:ascii="Arial" w:hAnsi="Arial" w:cs="Arial"/>
+        </w:rPr>
+        <w:t>Después</w:t>
+      </w:r>
+      <w:proofErr w:type="spellEnd"/>
+      <w:r>
+        <w:rPr>
+          <w:rFonts w:ascii="Arial" w:hAnsi="Arial" w:cs="Arial"/>
+        </w:rPr>
+        <w:t xml:space="preserve"> de que el </w:t>
+      </w:r>
+      <w:proofErr w:type="spellStart"/>
+      <w:r>
+        <w:rPr>
+          <w:rFonts w:ascii="Arial" w:hAnsi="Arial" w:cs="Arial"/>
+        </w:rPr>
+        <w:t>programa</w:t>
+      </w:r>
+      <w:proofErr w:type="spellEnd"/>
+      <w:r>
+        <w:rPr>
+          <w:rFonts w:ascii="Arial" w:hAnsi="Arial" w:cs="Arial"/>
+        </w:rPr>
+        <w:t xml:space="preserve"> está </w:t>
+      </w:r>
+      <w:proofErr w:type="spellStart"/>
+      <w:r>
+        <w:rPr>
+          <w:rFonts w:ascii="Arial" w:hAnsi="Arial" w:cs="Arial"/>
+        </w:rPr>
+        <w:t>siendo</w:t>
+      </w:r>
+      <w:proofErr w:type="spellEnd"/>
+      <w:r>
+        <w:rPr>
+          <w:rFonts w:ascii="Arial" w:hAnsi="Arial" w:cs="Arial"/>
+        </w:rPr>
+        <w:t xml:space="preserve"> </w:t>
+      </w:r>
+      <w:proofErr w:type="spellStart"/>
+      <w:r>
+        <w:rPr>
+          <w:rFonts w:ascii="Arial" w:hAnsi="Arial" w:cs="Arial"/>
+        </w:rPr>
+        <w:t>ejecutado</w:t>
+      </w:r>
+      <w:proofErr w:type="spellEnd"/>
+      <w:r>
+        <w:rPr>
+          <w:rFonts w:ascii="Arial" w:hAnsi="Arial" w:cs="Arial"/>
+        </w:rPr>
+        <w:t xml:space="preserve">, el </w:t>
+      </w:r>
+      <w:proofErr w:type="spellStart"/>
+      <w:r>
+        <w:rPr>
+          <w:rFonts w:ascii="Arial" w:hAnsi="Arial" w:cs="Arial"/>
+        </w:rPr>
+        <w:t>usuario</w:t>
+      </w:r>
+      <w:proofErr w:type="spellEnd"/>
+      <w:r>
+        <w:rPr>
+          <w:rFonts w:ascii="Arial" w:hAnsi="Arial" w:cs="Arial"/>
+        </w:rPr>
+        <w:t xml:space="preserve"> deberá de </w:t>
+      </w:r>
+      <w:proofErr w:type="spellStart"/>
+      <w:r>
+        <w:rPr>
+          <w:rFonts w:ascii="Arial" w:hAnsi="Arial" w:cs="Arial"/>
+        </w:rPr>
+        <w:t>ingresar</w:t>
+      </w:r>
+      <w:proofErr w:type="spellEnd"/>
+      <w:r>
+        <w:rPr>
+          <w:rFonts w:ascii="Arial" w:hAnsi="Arial" w:cs="Arial"/>
+        </w:rPr>
+        <w:t xml:space="preserve"> una cantidad de </w:t>
+      </w:r>
+      <w:proofErr w:type="spellStart"/>
+      <w:r>
+        <w:rPr>
+          <w:rFonts w:ascii="Arial" w:hAnsi="Arial" w:cs="Arial"/>
+        </w:rPr>
+        <w:t>procesadores</w:t>
+      </w:r>
+      <w:proofErr w:type="spellEnd"/>
+      <w:r>
+        <w:rPr>
+          <w:rFonts w:ascii="Arial" w:hAnsi="Arial" w:cs="Arial"/>
+        </w:rPr>
+        <w:t xml:space="preserve"> </w:t>
+      </w:r>
+      <w:proofErr w:type="spellStart"/>
+      <w:r>
+        <w:rPr>
+          <w:rFonts w:ascii="Arial" w:hAnsi="Arial" w:cs="Arial"/>
+        </w:rPr>
+        <w:t>disponibles</w:t>
+      </w:r>
+      <w:proofErr w:type="spellEnd"/>
+      <w:r>
+        <w:rPr>
+          <w:rFonts w:ascii="Arial" w:hAnsi="Arial" w:cs="Arial"/>
+        </w:rPr>
+        <w:t xml:space="preserve"> que </w:t>
+      </w:r>
+      <w:proofErr w:type="spellStart"/>
+      <w:r>
+        <w:rPr>
+          <w:rFonts w:ascii="Arial" w:hAnsi="Arial" w:cs="Arial"/>
+        </w:rPr>
+        <w:t>tenga</w:t>
+      </w:r>
+      <w:proofErr w:type="spellEnd"/>
+      <w:r>
+        <w:rPr>
+          <w:rFonts w:ascii="Arial" w:hAnsi="Arial" w:cs="Arial"/>
+        </w:rPr>
+        <w:t xml:space="preserve"> su </w:t>
+      </w:r>
+      <w:proofErr w:type="spellStart"/>
+      <w:r>
+        <w:rPr>
+          <w:rFonts w:ascii="Arial" w:hAnsi="Arial" w:cs="Arial"/>
+        </w:rPr>
+        <w:t>computador</w:t>
+      </w:r>
+      <w:proofErr w:type="spellEnd"/>
+      <w:r>
+        <w:rPr>
+          <w:rFonts w:ascii="Arial" w:hAnsi="Arial" w:cs="Arial"/>
+        </w:rPr>
+        <w:t xml:space="preserve"> y </w:t>
+      </w:r>
+      <w:proofErr w:type="spellStart"/>
+      <w:r>
+        <w:rPr>
+          <w:rFonts w:ascii="Arial" w:hAnsi="Arial" w:cs="Arial"/>
+        </w:rPr>
+        <w:t>después</w:t>
+      </w:r>
+      <w:proofErr w:type="spellEnd"/>
+      <w:r>
+        <w:rPr>
+          <w:rFonts w:ascii="Arial" w:hAnsi="Arial" w:cs="Arial"/>
+        </w:rPr>
+        <w:t xml:space="preserve"> </w:t>
+      </w:r>
+      <w:proofErr w:type="spellStart"/>
+      <w:r>
+        <w:rPr>
+          <w:rFonts w:ascii="Arial" w:hAnsi="Arial" w:cs="Arial"/>
+        </w:rPr>
+        <w:t>ingresar</w:t>
+      </w:r>
+      <w:proofErr w:type="spellEnd"/>
+      <w:r>
+        <w:rPr>
+          <w:rFonts w:ascii="Arial" w:hAnsi="Arial" w:cs="Arial"/>
+        </w:rPr>
+        <w:t xml:space="preserve"> una cantidad </w:t>
+      </w:r>
+      <w:proofErr w:type="spellStart"/>
+      <w:r>
+        <w:rPr>
+          <w:rFonts w:ascii="Arial" w:hAnsi="Arial" w:cs="Arial"/>
+        </w:rPr>
+        <w:t>masiva</w:t>
+      </w:r>
+      <w:proofErr w:type="spellEnd"/>
+      <w:r>
+        <w:rPr>
+          <w:rFonts w:ascii="Arial" w:hAnsi="Arial" w:cs="Arial"/>
+        </w:rPr>
+        <w:t xml:space="preserve"> de datos a </w:t>
+      </w:r>
+      <w:proofErr w:type="spellStart"/>
+      <w:r>
+        <w:rPr>
+          <w:rFonts w:ascii="Arial" w:hAnsi="Arial" w:cs="Arial"/>
+        </w:rPr>
+        <w:t>procesar</w:t>
+      </w:r>
+      <w:proofErr w:type="spellEnd"/>
+      <w:r>
+        <w:rPr>
+          <w:rFonts w:ascii="Arial" w:hAnsi="Arial" w:cs="Arial"/>
+        </w:rPr>
+        <w:t>.</w:t>
       </w:r>
     </w:p>
     <w:p>
@@ -1031,6 +1825,7 @@
       <w:r>
         <w:rPr>
           <w:rFonts w:ascii="Arial" w:hAnsi="Arial" w:cs="Arial"/>
+          <w:noProof/>
           <w:sz w:val="24"/>
           <w:szCs w:val="24"/>
         </w:rPr>
@@ -1141,7 +1936,119 @@
           <w:rFonts w:ascii="Arial" w:hAnsi="Arial" w:cs="Arial"/>
         </w:rPr>
         <w:lastRenderedPageBreak/>
-        <w:t>Ya para en el caso de las pruebas, el usuario va a tener que ir a la carpeta llamada tests y abrir el proyecto en Visual Studio.</w:t>
+        <w:t xml:space="preserve">Ya para en el caso de las </w:t>
+      </w:r>
+      <w:proofErr w:type="spellStart"/>
+      <w:r>
+        <w:rPr>
+          <w:rFonts w:ascii="Arial" w:hAnsi="Arial" w:cs="Arial"/>
+        </w:rPr>
+        <w:t>pruebas</w:t>
+      </w:r>
+      <w:proofErr w:type="spellEnd"/>
+      <w:r>
+        <w:rPr>
+          <w:rFonts w:ascii="Arial" w:hAnsi="Arial" w:cs="Arial"/>
+        </w:rPr>
+        <w:t xml:space="preserve">, el </w:t>
+      </w:r>
+      <w:proofErr w:type="spellStart"/>
+      <w:r>
+        <w:rPr>
+          <w:rFonts w:ascii="Arial" w:hAnsi="Arial" w:cs="Arial"/>
+        </w:rPr>
+        <w:t>usuario</w:t>
+      </w:r>
+      <w:proofErr w:type="spellEnd"/>
+      <w:r>
+        <w:rPr>
+          <w:rFonts w:ascii="Arial" w:hAnsi="Arial" w:cs="Arial"/>
+        </w:rPr>
+        <w:t xml:space="preserve"> </w:t>
+      </w:r>
+      <w:proofErr w:type="spellStart"/>
+      <w:r>
+        <w:rPr>
+          <w:rFonts w:ascii="Arial" w:hAnsi="Arial" w:cs="Arial"/>
+        </w:rPr>
+        <w:t>va</w:t>
+      </w:r>
+      <w:proofErr w:type="spellEnd"/>
+      <w:r>
+        <w:rPr>
+          <w:rFonts w:ascii="Arial" w:hAnsi="Arial" w:cs="Arial"/>
+        </w:rPr>
+        <w:t xml:space="preserve"> a </w:t>
+      </w:r>
+      <w:proofErr w:type="spellStart"/>
+      <w:r>
+        <w:rPr>
+          <w:rFonts w:ascii="Arial" w:hAnsi="Arial" w:cs="Arial"/>
+        </w:rPr>
+        <w:t>tener</w:t>
+      </w:r>
+      <w:proofErr w:type="spellEnd"/>
+      <w:r>
+        <w:rPr>
+          <w:rFonts w:ascii="Arial" w:hAnsi="Arial" w:cs="Arial"/>
+        </w:rPr>
+        <w:t xml:space="preserve"> que </w:t>
+      </w:r>
+      <w:proofErr w:type="spellStart"/>
+      <w:r>
+        <w:rPr>
+          <w:rFonts w:ascii="Arial" w:hAnsi="Arial" w:cs="Arial"/>
+        </w:rPr>
+        <w:t>ir</w:t>
+      </w:r>
+      <w:proofErr w:type="spellEnd"/>
+      <w:r>
+        <w:rPr>
+          <w:rFonts w:ascii="Arial" w:hAnsi="Arial" w:cs="Arial"/>
+        </w:rPr>
+        <w:t xml:space="preserve"> a la </w:t>
+      </w:r>
+      <w:proofErr w:type="spellStart"/>
+      <w:r>
+        <w:rPr>
+          <w:rFonts w:ascii="Arial" w:hAnsi="Arial" w:cs="Arial"/>
+        </w:rPr>
+        <w:t>carpeta</w:t>
+      </w:r>
+      <w:proofErr w:type="spellEnd"/>
+      <w:r>
+        <w:rPr>
+          <w:rFonts w:ascii="Arial" w:hAnsi="Arial" w:cs="Arial"/>
+        </w:rPr>
+        <w:t xml:space="preserve"> </w:t>
+      </w:r>
+      <w:proofErr w:type="spellStart"/>
+      <w:r>
+        <w:rPr>
+          <w:rFonts w:ascii="Arial" w:hAnsi="Arial" w:cs="Arial"/>
+        </w:rPr>
+        <w:t>llamada</w:t>
+      </w:r>
+      <w:proofErr w:type="spellEnd"/>
+      <w:r>
+        <w:rPr>
+          <w:rFonts w:ascii="Arial" w:hAnsi="Arial" w:cs="Arial"/>
+        </w:rPr>
+        <w:t xml:space="preserve"> tests y </w:t>
+      </w:r>
+      <w:proofErr w:type="spellStart"/>
+      <w:r>
+        <w:rPr>
+          <w:rFonts w:ascii="Arial" w:hAnsi="Arial" w:cs="Arial"/>
+        </w:rPr>
+        <w:t>abrir</w:t>
+      </w:r>
+      <w:proofErr w:type="spellEnd"/>
+      <w:r>
+        <w:rPr>
+          <w:rFonts w:ascii="Arial" w:hAnsi="Arial" w:cs="Arial"/>
+        </w:rPr>
+        <w:t xml:space="preserve"> el proyecto en Visual Studio.</w:t>
       </w:r>
     </w:p>
     <w:p>
@@ -1154,6 +2061,7 @@
       <w:r>
         <w:rPr>
           <w:rFonts w:ascii="Arial" w:hAnsi="Arial" w:cs="Arial"/>
+          <w:noProof/>
         </w:rPr>
         <w:drawing>
           <wp:inline distT="0" distB="0" distL="0" distR="0" wp14:anchorId="76E61CA1" wp14:editId="2F6D343B">
@@ -1208,7 +2116,161 @@
         <w:rPr>
           <w:rFonts w:ascii="Arial" w:hAnsi="Arial" w:cs="Arial"/>
         </w:rPr>
-        <w:t>El usuario debería situarse en el apartado de suite de pruebas del sistema de ventas ETL e ir comentando y descomentando las pruebas que quiere realizar.</w:t>
+        <w:t xml:space="preserve">El </w:t>
+      </w:r>
+      <w:proofErr w:type="spellStart"/>
+      <w:r>
+        <w:rPr>
+          <w:rFonts w:ascii="Arial" w:hAnsi="Arial" w:cs="Arial"/>
+        </w:rPr>
+        <w:t>usuario</w:t>
+      </w:r>
+      <w:proofErr w:type="spellEnd"/>
+      <w:r>
+        <w:rPr>
+          <w:rFonts w:ascii="Arial" w:hAnsi="Arial" w:cs="Arial"/>
+        </w:rPr>
+        <w:t xml:space="preserve"> </w:t>
+      </w:r>
+      <w:proofErr w:type="spellStart"/>
+      <w:r>
+        <w:rPr>
+          <w:rFonts w:ascii="Arial" w:hAnsi="Arial" w:cs="Arial"/>
+        </w:rPr>
+        <w:t>debería</w:t>
+      </w:r>
+      <w:proofErr w:type="spellEnd"/>
+      <w:r>
+        <w:rPr>
+          <w:rFonts w:ascii="Arial" w:hAnsi="Arial" w:cs="Arial"/>
+        </w:rPr>
+        <w:t xml:space="preserve"> </w:t>
+      </w:r>
+      <w:proofErr w:type="spellStart"/>
+      <w:r>
+        <w:rPr>
+          <w:rFonts w:ascii="Arial" w:hAnsi="Arial" w:cs="Arial"/>
+        </w:rPr>
+        <w:t>situarse</w:t>
+      </w:r>
+      <w:proofErr w:type="spellEnd"/>
+      <w:r>
+        <w:rPr>
+          <w:rFonts w:ascii="Arial" w:hAnsi="Arial" w:cs="Arial"/>
+        </w:rPr>
+        <w:t xml:space="preserve"> en el </w:t>
+      </w:r>
+      <w:proofErr w:type="spellStart"/>
+      <w:r>
+        <w:rPr>
+          <w:rFonts w:ascii="Arial" w:hAnsi="Arial" w:cs="Arial"/>
+        </w:rPr>
+        <w:t>apartado</w:t>
+      </w:r>
+      <w:proofErr w:type="spellEnd"/>
+      <w:r>
+        <w:rPr>
+          <w:rFonts w:ascii="Arial" w:hAnsi="Arial" w:cs="Arial"/>
+        </w:rPr>
+        <w:t xml:space="preserve"> de suite de </w:t>
+      </w:r>
+      <w:proofErr w:type="spellStart"/>
+      <w:r>
+        <w:rPr>
+          <w:rFonts w:ascii="Arial" w:hAnsi="Arial" w:cs="Arial"/>
+        </w:rPr>
+        <w:t>pruebas</w:t>
+      </w:r>
+      <w:proofErr w:type="spellEnd"/>
+      <w:r>
+        <w:rPr>
+          <w:rFonts w:ascii="Arial" w:hAnsi="Arial" w:cs="Arial"/>
+        </w:rPr>
+        <w:t xml:space="preserve"> del sistema de </w:t>
+      </w:r>
+      <w:proofErr w:type="spellStart"/>
+      <w:r>
+        <w:rPr>
+          <w:rFonts w:ascii="Arial" w:hAnsi="Arial" w:cs="Arial"/>
+        </w:rPr>
+        <w:t>ventas</w:t>
+      </w:r>
+      <w:proofErr w:type="spellEnd"/>
+      <w:r>
+        <w:rPr>
+          <w:rFonts w:ascii="Arial" w:hAnsi="Arial" w:cs="Arial"/>
+        </w:rPr>
+        <w:t xml:space="preserve"> ETL e </w:t>
+      </w:r>
+      <w:proofErr w:type="spellStart"/>
+      <w:r>
+        <w:rPr>
+          <w:rFonts w:ascii="Arial" w:hAnsi="Arial" w:cs="Arial"/>
+        </w:rPr>
+        <w:t>ir</w:t>
+      </w:r>
+      <w:proofErr w:type="spellEnd"/>
+      <w:r>
+        <w:rPr>
+          <w:rFonts w:ascii="Arial" w:hAnsi="Arial" w:cs="Arial"/>
+        </w:rPr>
+        <w:t xml:space="preserve"> </w:t>
+      </w:r>
+      <w:proofErr w:type="spellStart"/>
+      <w:r>
+        <w:rPr>
+          <w:rFonts w:ascii="Arial" w:hAnsi="Arial" w:cs="Arial"/>
+        </w:rPr>
+        <w:t>comentando</w:t>
+      </w:r>
+      <w:proofErr w:type="spellEnd"/>
+      <w:r>
+        <w:rPr>
+          <w:rFonts w:ascii="Arial" w:hAnsi="Arial" w:cs="Arial"/>
+        </w:rPr>
+        <w:t xml:space="preserve"> y </w:t>
+      </w:r>
+      <w:proofErr w:type="spellStart"/>
+      <w:r>
+        <w:rPr>
+          <w:rFonts w:ascii="Arial" w:hAnsi="Arial" w:cs="Arial"/>
+        </w:rPr>
+        <w:t>descomentando</w:t>
+      </w:r>
+      <w:proofErr w:type="spellEnd"/>
+      <w:r>
+        <w:rPr>
+          <w:rFonts w:ascii="Arial" w:hAnsi="Arial" w:cs="Arial"/>
+        </w:rPr>
+        <w:t xml:space="preserve"> las </w:t>
+      </w:r>
+      <w:proofErr w:type="spellStart"/>
+      <w:r>
+        <w:rPr>
+          <w:rFonts w:ascii="Arial" w:hAnsi="Arial" w:cs="Arial"/>
+        </w:rPr>
+        <w:t>pruebas</w:t>
+      </w:r>
+      <w:proofErr w:type="spellEnd"/>
+      <w:r>
+        <w:rPr>
+          <w:rFonts w:ascii="Arial" w:hAnsi="Arial" w:cs="Arial"/>
+        </w:rPr>
+        <w:t xml:space="preserve"> que </w:t>
+      </w:r>
+      <w:proofErr w:type="spellStart"/>
+      <w:r>
+        <w:rPr>
+          <w:rFonts w:ascii="Arial" w:hAnsi="Arial" w:cs="Arial"/>
+        </w:rPr>
+        <w:t>quiere</w:t>
+      </w:r>
+      <w:proofErr w:type="spellEnd"/>
+      <w:r>
+        <w:rPr>
+          <w:rFonts w:ascii="Arial" w:hAnsi="Arial" w:cs="Arial"/>
+        </w:rPr>
+        <w:t xml:space="preserve"> realizar.</w:t>
       </w:r>
     </w:p>
     <w:p>
@@ -1223,11 +2285,187 @@
           <w:rFonts w:ascii="Arial" w:hAnsi="Arial" w:cs="Arial"/>
         </w:rPr>
       </w:pPr>
-      <w:r>
-        <w:rPr>
-          <w:rFonts w:ascii="Arial" w:hAnsi="Arial" w:cs="Arial"/>
-        </w:rPr>
-        <w:t>Básicamente, esto es un apartado que contiene una especie de suite de pruebas de rendimiento y procesamiento en paralelo para el sistema ETL de ventas, en donde lo desarrollamos que esté compuesto de tres pruebas principales.</w:t>
+      <w:proofErr w:type="spellStart"/>
+      <w:r>
+        <w:rPr>
+          <w:rFonts w:ascii="Arial" w:hAnsi="Arial" w:cs="Arial"/>
+        </w:rPr>
+        <w:t>Básicamente</w:t>
+      </w:r>
+      <w:proofErr w:type="spellEnd"/>
+      <w:r>
+        <w:rPr>
+          <w:rFonts w:ascii="Arial" w:hAnsi="Arial" w:cs="Arial"/>
+        </w:rPr>
+        <w:t xml:space="preserve">, </w:t>
+      </w:r>
+      <w:proofErr w:type="spellStart"/>
+      <w:r>
+        <w:rPr>
+          <w:rFonts w:ascii="Arial" w:hAnsi="Arial" w:cs="Arial"/>
+        </w:rPr>
+        <w:t>esto</w:t>
+      </w:r>
+      <w:proofErr w:type="spellEnd"/>
+      <w:r>
+        <w:rPr>
+          <w:rFonts w:ascii="Arial" w:hAnsi="Arial" w:cs="Arial"/>
+        </w:rPr>
+        <w:t xml:space="preserve"> es un </w:t>
+      </w:r>
+      <w:proofErr w:type="spellStart"/>
+      <w:r>
+        <w:rPr>
+          <w:rFonts w:ascii="Arial" w:hAnsi="Arial" w:cs="Arial"/>
+        </w:rPr>
+        <w:t>apartado</w:t>
+      </w:r>
+      <w:proofErr w:type="spellEnd"/>
+      <w:r>
+        <w:rPr>
+          <w:rFonts w:ascii="Arial" w:hAnsi="Arial" w:cs="Arial"/>
+        </w:rPr>
+        <w:t xml:space="preserve"> que </w:t>
+      </w:r>
+      <w:proofErr w:type="spellStart"/>
+      <w:r>
+        <w:rPr>
+          <w:rFonts w:ascii="Arial" w:hAnsi="Arial" w:cs="Arial"/>
+        </w:rPr>
+        <w:t>contiene</w:t>
+      </w:r>
+      <w:proofErr w:type="spellEnd"/>
+      <w:r>
+        <w:rPr>
+          <w:rFonts w:ascii="Arial" w:hAnsi="Arial" w:cs="Arial"/>
+        </w:rPr>
+        <w:t xml:space="preserve"> una </w:t>
+      </w:r>
+      <w:proofErr w:type="spellStart"/>
+      <w:r>
+        <w:rPr>
+          <w:rFonts w:ascii="Arial" w:hAnsi="Arial" w:cs="Arial"/>
+        </w:rPr>
+        <w:t>especie</w:t>
+      </w:r>
+      <w:proofErr w:type="spellEnd"/>
+      <w:r>
+        <w:rPr>
+          <w:rFonts w:ascii="Arial" w:hAnsi="Arial" w:cs="Arial"/>
+        </w:rPr>
+        <w:t xml:space="preserve"> de suite de </w:t>
+      </w:r>
+      <w:proofErr w:type="spellStart"/>
+      <w:r>
+        <w:rPr>
+          <w:rFonts w:ascii="Arial" w:hAnsi="Arial" w:cs="Arial"/>
+        </w:rPr>
+        <w:t>pruebas</w:t>
+      </w:r>
+      <w:proofErr w:type="spellEnd"/>
+      <w:r>
+        <w:rPr>
+          <w:rFonts w:ascii="Arial" w:hAnsi="Arial" w:cs="Arial"/>
+        </w:rPr>
+        <w:t xml:space="preserve"> de </w:t>
+      </w:r>
+      <w:proofErr w:type="spellStart"/>
+      <w:r>
+        <w:rPr>
+          <w:rFonts w:ascii="Arial" w:hAnsi="Arial" w:cs="Arial"/>
+        </w:rPr>
+        <w:t>rendimiento</w:t>
+      </w:r>
+      <w:proofErr w:type="spellEnd"/>
+      <w:r>
+        <w:rPr>
+          <w:rFonts w:ascii="Arial" w:hAnsi="Arial" w:cs="Arial"/>
+        </w:rPr>
+        <w:t xml:space="preserve"> y </w:t>
+      </w:r>
+      <w:proofErr w:type="spellStart"/>
+      <w:r>
+        <w:rPr>
+          <w:rFonts w:ascii="Arial" w:hAnsi="Arial" w:cs="Arial"/>
+        </w:rPr>
+        <w:t>procesamiento</w:t>
+      </w:r>
+      <w:proofErr w:type="spellEnd"/>
+      <w:r>
+        <w:rPr>
+          <w:rFonts w:ascii="Arial" w:hAnsi="Arial" w:cs="Arial"/>
+        </w:rPr>
+        <w:t xml:space="preserve"> en paralelo para el sistema ETL de </w:t>
+      </w:r>
+      <w:proofErr w:type="spellStart"/>
+      <w:r>
+        <w:rPr>
+          <w:rFonts w:ascii="Arial" w:hAnsi="Arial" w:cs="Arial"/>
+        </w:rPr>
+        <w:t>ventas</w:t>
+      </w:r>
+      <w:proofErr w:type="spellEnd"/>
+      <w:r>
+        <w:rPr>
+          <w:rFonts w:ascii="Arial" w:hAnsi="Arial" w:cs="Arial"/>
+        </w:rPr>
+        <w:t xml:space="preserve">, en donde lo </w:t>
+      </w:r>
+      <w:proofErr w:type="spellStart"/>
+      <w:r>
+        <w:rPr>
+          <w:rFonts w:ascii="Arial" w:hAnsi="Arial" w:cs="Arial"/>
+        </w:rPr>
+        <w:t>desarrollamos</w:t>
+      </w:r>
+      <w:proofErr w:type="spellEnd"/>
+      <w:r>
+        <w:rPr>
+          <w:rFonts w:ascii="Arial" w:hAnsi="Arial" w:cs="Arial"/>
+        </w:rPr>
+        <w:t xml:space="preserve"> que esté </w:t>
+      </w:r>
+      <w:proofErr w:type="spellStart"/>
+      <w:r>
+        <w:rPr>
+          <w:rFonts w:ascii="Arial" w:hAnsi="Arial" w:cs="Arial"/>
+        </w:rPr>
+        <w:t>compuesto</w:t>
+      </w:r>
+      <w:proofErr w:type="spellEnd"/>
+      <w:r>
+        <w:rPr>
+          <w:rFonts w:ascii="Arial" w:hAnsi="Arial" w:cs="Arial"/>
+        </w:rPr>
+        <w:t xml:space="preserve"> de </w:t>
+      </w:r>
+      <w:proofErr w:type="spellStart"/>
+      <w:r>
+        <w:rPr>
+          <w:rFonts w:ascii="Arial" w:hAnsi="Arial" w:cs="Arial"/>
+        </w:rPr>
+        <w:t>tres</w:t>
+      </w:r>
+      <w:proofErr w:type="spellEnd"/>
+      <w:r>
+        <w:rPr>
+          <w:rFonts w:ascii="Arial" w:hAnsi="Arial" w:cs="Arial"/>
+        </w:rPr>
+        <w:t xml:space="preserve"> </w:t>
+      </w:r>
+      <w:proofErr w:type="spellStart"/>
+      <w:r>
+        <w:rPr>
+          <w:rFonts w:ascii="Arial" w:hAnsi="Arial" w:cs="Arial"/>
+        </w:rPr>
+        <w:t>pruebas</w:t>
+      </w:r>
+      <w:proofErr w:type="spellEnd"/>
+      <w:r>
+        <w:rPr>
+          <w:rFonts w:ascii="Arial" w:hAnsi="Arial" w:cs="Arial"/>
+        </w:rPr>
+        <w:t xml:space="preserve"> principales.</w:t>
       </w:r>
     </w:p>
     <w:p>
@@ -1241,6 +2479,7 @@
       <w:r>
         <w:rPr>
           <w:rFonts w:ascii="Arial" w:hAnsi="Arial" w:cs="Arial"/>
+          <w:noProof/>
         </w:rPr>
         <w:drawing>
           <wp:inline distT="0" distB="0" distL="0" distR="0" wp14:anchorId="7C60EA46" wp14:editId="373A14D8">
@@ -1356,7 +2595,133 @@
         <w:rPr>
           <w:rFonts w:ascii="Arial" w:hAnsi="Arial" w:cs="Arial"/>
         </w:rPr>
-        <w:t>La primera prueba está encargada principalmente de transformar un conjunto de datos, en este caso serían 10 millones de ventas, utilizando el bucle de parallel.for.</w:t>
+        <w:t xml:space="preserve">La </w:t>
+      </w:r>
+      <w:proofErr w:type="spellStart"/>
+      <w:r>
+        <w:rPr>
+          <w:rFonts w:ascii="Arial" w:hAnsi="Arial" w:cs="Arial"/>
+        </w:rPr>
+        <w:t>primera</w:t>
+      </w:r>
+      <w:proofErr w:type="spellEnd"/>
+      <w:r>
+        <w:rPr>
+          <w:rFonts w:ascii="Arial" w:hAnsi="Arial" w:cs="Arial"/>
+        </w:rPr>
+        <w:t xml:space="preserve"> </w:t>
+      </w:r>
+      <w:proofErr w:type="spellStart"/>
+      <w:r>
+        <w:rPr>
+          <w:rFonts w:ascii="Arial" w:hAnsi="Arial" w:cs="Arial"/>
+        </w:rPr>
+        <w:t>prueba</w:t>
+      </w:r>
+      <w:proofErr w:type="spellEnd"/>
+      <w:r>
+        <w:rPr>
+          <w:rFonts w:ascii="Arial" w:hAnsi="Arial" w:cs="Arial"/>
+        </w:rPr>
+        <w:t xml:space="preserve"> está </w:t>
+      </w:r>
+      <w:proofErr w:type="spellStart"/>
+      <w:r>
+        <w:rPr>
+          <w:rFonts w:ascii="Arial" w:hAnsi="Arial" w:cs="Arial"/>
+        </w:rPr>
+        <w:t>encargada</w:t>
+      </w:r>
+      <w:proofErr w:type="spellEnd"/>
+      <w:r>
+        <w:rPr>
+          <w:rFonts w:ascii="Arial" w:hAnsi="Arial" w:cs="Arial"/>
+        </w:rPr>
+        <w:t xml:space="preserve"> principalmente de transformar un conjunto de datos, en este caso </w:t>
+      </w:r>
+      <w:proofErr w:type="spellStart"/>
+      <w:r>
+        <w:rPr>
+          <w:rFonts w:ascii="Arial" w:hAnsi="Arial" w:cs="Arial"/>
+        </w:rPr>
+        <w:t>serían</w:t>
+      </w:r>
+      <w:proofErr w:type="spellEnd"/>
+      <w:r>
+        <w:rPr>
+          <w:rFonts w:ascii="Arial" w:hAnsi="Arial" w:cs="Arial"/>
+        </w:rPr>
+        <w:t xml:space="preserve"> 10 </w:t>
+      </w:r>
+      <w:proofErr w:type="spellStart"/>
+      <w:r>
+        <w:rPr>
+          <w:rFonts w:ascii="Arial" w:hAnsi="Arial" w:cs="Arial"/>
+        </w:rPr>
+        <w:t>millones</w:t>
+      </w:r>
+      <w:proofErr w:type="spellEnd"/>
+      <w:r>
+        <w:rPr>
+          <w:rFonts w:ascii="Arial" w:hAnsi="Arial" w:cs="Arial"/>
+        </w:rPr>
+        <w:t xml:space="preserve"> de </w:t>
+      </w:r>
+      <w:proofErr w:type="spellStart"/>
+      <w:r>
+        <w:rPr>
+          <w:rFonts w:ascii="Arial" w:hAnsi="Arial" w:cs="Arial"/>
+        </w:rPr>
+        <w:t>ventas</w:t>
+      </w:r>
+      <w:proofErr w:type="spellEnd"/>
+      <w:r>
+        <w:rPr>
+          <w:rFonts w:ascii="Arial" w:hAnsi="Arial" w:cs="Arial"/>
+        </w:rPr>
+        <w:t xml:space="preserve">, </w:t>
+      </w:r>
+      <w:proofErr w:type="spellStart"/>
+      <w:r>
+        <w:rPr>
+          <w:rFonts w:ascii="Arial" w:hAnsi="Arial" w:cs="Arial"/>
+        </w:rPr>
+        <w:t>utilizando</w:t>
+      </w:r>
+      <w:proofErr w:type="spellEnd"/>
+      <w:r>
+        <w:rPr>
+          <w:rFonts w:ascii="Arial" w:hAnsi="Arial" w:cs="Arial"/>
+        </w:rPr>
+        <w:t xml:space="preserve"> el </w:t>
+      </w:r>
+      <w:proofErr w:type="spellStart"/>
+      <w:r>
+        <w:rPr>
+          <w:rFonts w:ascii="Arial" w:hAnsi="Arial" w:cs="Arial"/>
+        </w:rPr>
+        <w:t>bucle</w:t>
+      </w:r>
+      <w:proofErr w:type="spellEnd"/>
+      <w:r>
+        <w:rPr>
+          <w:rFonts w:ascii="Arial" w:hAnsi="Arial" w:cs="Arial"/>
+        </w:rPr>
+        <w:t xml:space="preserve"> de </w:t>
+      </w:r>
+      <w:proofErr w:type="spellStart"/>
+      <w:r>
+        <w:rPr>
+          <w:rFonts w:ascii="Arial" w:hAnsi="Arial" w:cs="Arial"/>
+        </w:rPr>
+        <w:t>parallel.for</w:t>
+      </w:r>
+      <w:proofErr w:type="spellEnd"/>
+      <w:r>
+        <w:rPr>
+          <w:rFonts w:ascii="Arial" w:hAnsi="Arial" w:cs="Arial"/>
+        </w:rPr>
+        <w:t>.</w:t>
       </w:r>
       <w:r>
         <w:rPr>
@@ -1376,6 +2741,7 @@
       <w:r>
         <w:rPr>
           <w:rFonts w:ascii="Arial" w:hAnsi="Arial" w:cs="Arial"/>
+          <w:noProof/>
         </w:rPr>
         <w:drawing>
           <wp:inline distT="0" distB="0" distL="0" distR="0" wp14:anchorId="507B51BD" wp14:editId="31CD558A">
@@ -1430,7 +2796,419 @@
         <w:rPr>
           <w:rFonts w:ascii="Arial" w:hAnsi="Arial" w:cs="Arial"/>
         </w:rPr>
-        <w:t>La segunda prueba se encarga de procesar 20 millones de datos dividiéndolos todo en arreglos de bloques grandes, tantos bloques como núcleos que tenga el procesador mediante tareas usando Tax Room. En palabras más sencillas, en lugar de trabajar en elemento por elemento, divide la lista de ventas en partes iguales según la cantidad de procesadores que tenga la computadora, aplicando principalmente el enfoque de grano grueso y la arquitectura MIMD.</w:t>
+        <w:t xml:space="preserve">La </w:t>
+      </w:r>
+      <w:proofErr w:type="spellStart"/>
+      <w:r>
+        <w:rPr>
+          <w:rFonts w:ascii="Arial" w:hAnsi="Arial" w:cs="Arial"/>
+        </w:rPr>
+        <w:t>segunda</w:t>
+      </w:r>
+      <w:proofErr w:type="spellEnd"/>
+      <w:r>
+        <w:rPr>
+          <w:rFonts w:ascii="Arial" w:hAnsi="Arial" w:cs="Arial"/>
+        </w:rPr>
+        <w:t xml:space="preserve"> </w:t>
+      </w:r>
+      <w:proofErr w:type="spellStart"/>
+      <w:r>
+        <w:rPr>
+          <w:rFonts w:ascii="Arial" w:hAnsi="Arial" w:cs="Arial"/>
+        </w:rPr>
+        <w:t>prueba</w:t>
+      </w:r>
+      <w:proofErr w:type="spellEnd"/>
+      <w:r>
+        <w:rPr>
+          <w:rFonts w:ascii="Arial" w:hAnsi="Arial" w:cs="Arial"/>
+        </w:rPr>
+        <w:t xml:space="preserve"> se </w:t>
+      </w:r>
+      <w:proofErr w:type="spellStart"/>
+      <w:r>
+        <w:rPr>
+          <w:rFonts w:ascii="Arial" w:hAnsi="Arial" w:cs="Arial"/>
+        </w:rPr>
+        <w:t>encarga</w:t>
+      </w:r>
+      <w:proofErr w:type="spellEnd"/>
+      <w:r>
+        <w:rPr>
+          <w:rFonts w:ascii="Arial" w:hAnsi="Arial" w:cs="Arial"/>
+        </w:rPr>
+        <w:t xml:space="preserve"> de </w:t>
+      </w:r>
+      <w:proofErr w:type="spellStart"/>
+      <w:r>
+        <w:rPr>
+          <w:rFonts w:ascii="Arial" w:hAnsi="Arial" w:cs="Arial"/>
+        </w:rPr>
+        <w:t>procesar</w:t>
+      </w:r>
+      <w:proofErr w:type="spellEnd"/>
+      <w:r>
+        <w:rPr>
+          <w:rFonts w:ascii="Arial" w:hAnsi="Arial" w:cs="Arial"/>
+        </w:rPr>
+        <w:t xml:space="preserve"> 20 </w:t>
+      </w:r>
+      <w:proofErr w:type="spellStart"/>
+      <w:r>
+        <w:rPr>
+          <w:rFonts w:ascii="Arial" w:hAnsi="Arial" w:cs="Arial"/>
+        </w:rPr>
+        <w:t>millones</w:t>
+      </w:r>
+      <w:proofErr w:type="spellEnd"/>
+      <w:r>
+        <w:rPr>
+          <w:rFonts w:ascii="Arial" w:hAnsi="Arial" w:cs="Arial"/>
+        </w:rPr>
+        <w:t xml:space="preserve"> de datos </w:t>
+      </w:r>
+      <w:proofErr w:type="spellStart"/>
+      <w:r>
+        <w:rPr>
+          <w:rFonts w:ascii="Arial" w:hAnsi="Arial" w:cs="Arial"/>
+        </w:rPr>
+        <w:t>dividiéndolos</w:t>
+      </w:r>
+      <w:proofErr w:type="spellEnd"/>
+      <w:r>
+        <w:rPr>
+          <w:rFonts w:ascii="Arial" w:hAnsi="Arial" w:cs="Arial"/>
+        </w:rPr>
+        <w:t xml:space="preserve"> </w:t>
+      </w:r>
+      <w:proofErr w:type="spellStart"/>
+      <w:r>
+        <w:rPr>
+          <w:rFonts w:ascii="Arial" w:hAnsi="Arial" w:cs="Arial"/>
+        </w:rPr>
+        <w:t>todo</w:t>
+      </w:r>
+      <w:proofErr w:type="spellEnd"/>
+      <w:r>
+        <w:rPr>
+          <w:rFonts w:ascii="Arial" w:hAnsi="Arial" w:cs="Arial"/>
+        </w:rPr>
+        <w:t xml:space="preserve"> en </w:t>
+      </w:r>
+      <w:proofErr w:type="spellStart"/>
+      <w:r>
+        <w:rPr>
+          <w:rFonts w:ascii="Arial" w:hAnsi="Arial" w:cs="Arial"/>
+        </w:rPr>
+        <w:t>arreglos</w:t>
+      </w:r>
+      <w:proofErr w:type="spellEnd"/>
+      <w:r>
+        <w:rPr>
+          <w:rFonts w:ascii="Arial" w:hAnsi="Arial" w:cs="Arial"/>
+        </w:rPr>
+        <w:t xml:space="preserve"> de </w:t>
+      </w:r>
+      <w:proofErr w:type="spellStart"/>
+      <w:r>
+        <w:rPr>
+          <w:rFonts w:ascii="Arial" w:hAnsi="Arial" w:cs="Arial"/>
+        </w:rPr>
+        <w:t>bloques</w:t>
+      </w:r>
+      <w:proofErr w:type="spellEnd"/>
+      <w:r>
+        <w:rPr>
+          <w:rFonts w:ascii="Arial" w:hAnsi="Arial" w:cs="Arial"/>
+        </w:rPr>
+        <w:t xml:space="preserve"> </w:t>
+      </w:r>
+      <w:proofErr w:type="spellStart"/>
+      <w:r>
+        <w:rPr>
+          <w:rFonts w:ascii="Arial" w:hAnsi="Arial" w:cs="Arial"/>
+        </w:rPr>
+        <w:t>grandes</w:t>
+      </w:r>
+      <w:proofErr w:type="spellEnd"/>
+      <w:r>
+        <w:rPr>
+          <w:rFonts w:ascii="Arial" w:hAnsi="Arial" w:cs="Arial"/>
+        </w:rPr>
+        <w:t xml:space="preserve">, tantos </w:t>
+      </w:r>
+      <w:proofErr w:type="spellStart"/>
+      <w:r>
+        <w:rPr>
+          <w:rFonts w:ascii="Arial" w:hAnsi="Arial" w:cs="Arial"/>
+        </w:rPr>
+        <w:t>bloques</w:t>
+      </w:r>
+      <w:proofErr w:type="spellEnd"/>
+      <w:r>
+        <w:rPr>
+          <w:rFonts w:ascii="Arial" w:hAnsi="Arial" w:cs="Arial"/>
+        </w:rPr>
+        <w:t xml:space="preserve"> como </w:t>
+      </w:r>
+      <w:proofErr w:type="spellStart"/>
+      <w:r>
+        <w:rPr>
+          <w:rFonts w:ascii="Arial" w:hAnsi="Arial" w:cs="Arial"/>
+        </w:rPr>
+        <w:t>núcleos</w:t>
+      </w:r>
+      <w:proofErr w:type="spellEnd"/>
+      <w:r>
+        <w:rPr>
+          <w:rFonts w:ascii="Arial" w:hAnsi="Arial" w:cs="Arial"/>
+        </w:rPr>
+        <w:t xml:space="preserve"> que </w:t>
+      </w:r>
+      <w:proofErr w:type="spellStart"/>
+      <w:r>
+        <w:rPr>
+          <w:rFonts w:ascii="Arial" w:hAnsi="Arial" w:cs="Arial"/>
+        </w:rPr>
+        <w:t>tenga</w:t>
+      </w:r>
+      <w:proofErr w:type="spellEnd"/>
+      <w:r>
+        <w:rPr>
+          <w:rFonts w:ascii="Arial" w:hAnsi="Arial" w:cs="Arial"/>
+        </w:rPr>
+        <w:t xml:space="preserve"> el </w:t>
+      </w:r>
+      <w:proofErr w:type="spellStart"/>
+      <w:r>
+        <w:rPr>
+          <w:rFonts w:ascii="Arial" w:hAnsi="Arial" w:cs="Arial"/>
+        </w:rPr>
+        <w:t>procesador</w:t>
+      </w:r>
+      <w:proofErr w:type="spellEnd"/>
+      <w:r>
+        <w:rPr>
+          <w:rFonts w:ascii="Arial" w:hAnsi="Arial" w:cs="Arial"/>
+        </w:rPr>
+        <w:t xml:space="preserve"> mediante tareas </w:t>
+      </w:r>
+      <w:proofErr w:type="spellStart"/>
+      <w:r>
+        <w:rPr>
+          <w:rFonts w:ascii="Arial" w:hAnsi="Arial" w:cs="Arial"/>
+        </w:rPr>
+        <w:t>usando</w:t>
+      </w:r>
+      <w:proofErr w:type="spellEnd"/>
+      <w:r>
+        <w:rPr>
+          <w:rFonts w:ascii="Arial" w:hAnsi="Arial" w:cs="Arial"/>
+        </w:rPr>
+        <w:t xml:space="preserve"> </w:t>
+      </w:r>
+      <w:proofErr w:type="spellStart"/>
+      <w:proofErr w:type="gramStart"/>
+      <w:r>
+        <w:rPr>
+          <w:rFonts w:ascii="Arial" w:hAnsi="Arial" w:cs="Arial"/>
+        </w:rPr>
+        <w:t>T</w:t>
+      </w:r>
+      <w:r>
+        <w:rPr>
+          <w:rFonts w:ascii="Arial" w:hAnsi="Arial" w:cs="Arial"/>
+        </w:rPr>
+        <w:t>ask.run</w:t>
+      </w:r>
+      <w:proofErr w:type="spellEnd"/>
+      <w:r>
+        <w:rPr>
+          <w:rFonts w:ascii="Arial" w:hAnsi="Arial" w:cs="Arial"/>
+        </w:rPr>
+        <w:t xml:space="preserve"> </w:t>
+      </w:r>
+      <w:r>
+        <w:rPr>
+          <w:rFonts w:ascii="Arial" w:hAnsi="Arial" w:cs="Arial"/>
+        </w:rPr>
+        <w:t>.</w:t>
+      </w:r>
+      <w:proofErr w:type="gramEnd"/>
+      <w:r>
+        <w:rPr>
+          <w:rFonts w:ascii="Arial" w:hAnsi="Arial" w:cs="Arial"/>
+        </w:rPr>
+        <w:t xml:space="preserve"> En palabras más </w:t>
+      </w:r>
+      <w:proofErr w:type="spellStart"/>
+      <w:r>
+        <w:rPr>
+          <w:rFonts w:ascii="Arial" w:hAnsi="Arial" w:cs="Arial"/>
+        </w:rPr>
+        <w:t>sencillas</w:t>
+      </w:r>
+      <w:proofErr w:type="spellEnd"/>
+      <w:r>
+        <w:rPr>
+          <w:rFonts w:ascii="Arial" w:hAnsi="Arial" w:cs="Arial"/>
+        </w:rPr>
+        <w:t xml:space="preserve">, en </w:t>
+      </w:r>
+      <w:proofErr w:type="spellStart"/>
+      <w:r>
+        <w:rPr>
+          <w:rFonts w:ascii="Arial" w:hAnsi="Arial" w:cs="Arial"/>
+        </w:rPr>
+        <w:t>lugar</w:t>
+      </w:r>
+      <w:proofErr w:type="spellEnd"/>
+      <w:r>
+        <w:rPr>
+          <w:rFonts w:ascii="Arial" w:hAnsi="Arial" w:cs="Arial"/>
+        </w:rPr>
+        <w:t xml:space="preserve"> de </w:t>
+      </w:r>
+      <w:proofErr w:type="spellStart"/>
+      <w:r>
+        <w:rPr>
+          <w:rFonts w:ascii="Arial" w:hAnsi="Arial" w:cs="Arial"/>
+        </w:rPr>
+        <w:t>trabajar</w:t>
+      </w:r>
+      <w:proofErr w:type="spellEnd"/>
+      <w:r>
+        <w:rPr>
+          <w:rFonts w:ascii="Arial" w:hAnsi="Arial" w:cs="Arial"/>
+        </w:rPr>
+        <w:t xml:space="preserve"> en elemento por elemento, divide la lista de </w:t>
+      </w:r>
+      <w:proofErr w:type="spellStart"/>
+      <w:r>
+        <w:rPr>
+          <w:rFonts w:ascii="Arial" w:hAnsi="Arial" w:cs="Arial"/>
+        </w:rPr>
+        <w:t>ventas</w:t>
+      </w:r>
+      <w:proofErr w:type="spellEnd"/>
+      <w:r>
+        <w:rPr>
+          <w:rFonts w:ascii="Arial" w:hAnsi="Arial" w:cs="Arial"/>
+        </w:rPr>
+        <w:t xml:space="preserve"> en partes </w:t>
+      </w:r>
+      <w:proofErr w:type="spellStart"/>
+      <w:r>
+        <w:rPr>
+          <w:rFonts w:ascii="Arial" w:hAnsi="Arial" w:cs="Arial"/>
+        </w:rPr>
+        <w:t>iguales</w:t>
+      </w:r>
+      <w:proofErr w:type="spellEnd"/>
+      <w:r>
+        <w:rPr>
+          <w:rFonts w:ascii="Arial" w:hAnsi="Arial" w:cs="Arial"/>
+        </w:rPr>
+        <w:t xml:space="preserve"> según la cantidad de </w:t>
+      </w:r>
+      <w:proofErr w:type="spellStart"/>
+      <w:r>
+        <w:rPr>
+          <w:rFonts w:ascii="Arial" w:hAnsi="Arial" w:cs="Arial"/>
+        </w:rPr>
+        <w:t>procesadores</w:t>
+      </w:r>
+      <w:proofErr w:type="spellEnd"/>
+      <w:r>
+        <w:rPr>
+          <w:rFonts w:ascii="Arial" w:hAnsi="Arial" w:cs="Arial"/>
+        </w:rPr>
+        <w:t xml:space="preserve"> que </w:t>
+      </w:r>
+      <w:proofErr w:type="spellStart"/>
+      <w:r>
+        <w:rPr>
+          <w:rFonts w:ascii="Arial" w:hAnsi="Arial" w:cs="Arial"/>
+        </w:rPr>
+        <w:t>tenga</w:t>
+      </w:r>
+      <w:proofErr w:type="spellEnd"/>
+      <w:r>
+        <w:rPr>
+          <w:rFonts w:ascii="Arial" w:hAnsi="Arial" w:cs="Arial"/>
+        </w:rPr>
+        <w:t xml:space="preserve"> la </w:t>
+      </w:r>
+      <w:proofErr w:type="spellStart"/>
+      <w:r>
+        <w:rPr>
+          <w:rFonts w:ascii="Arial" w:hAnsi="Arial" w:cs="Arial"/>
+        </w:rPr>
+        <w:t>computadora</w:t>
+      </w:r>
+      <w:proofErr w:type="spellEnd"/>
+      <w:r>
+        <w:rPr>
+          <w:rFonts w:ascii="Arial" w:hAnsi="Arial" w:cs="Arial"/>
+        </w:rPr>
+        <w:t xml:space="preserve">, </w:t>
+      </w:r>
+      <w:proofErr w:type="spellStart"/>
+      <w:r>
+        <w:rPr>
+          <w:rFonts w:ascii="Arial" w:hAnsi="Arial" w:cs="Arial"/>
+        </w:rPr>
+        <w:t>aplicando</w:t>
+      </w:r>
+      <w:proofErr w:type="spellEnd"/>
+      <w:r>
+        <w:rPr>
+          <w:rFonts w:ascii="Arial" w:hAnsi="Arial" w:cs="Arial"/>
+        </w:rPr>
+        <w:t xml:space="preserve"> principalmente el </w:t>
+      </w:r>
+      <w:proofErr w:type="spellStart"/>
+      <w:r>
+        <w:rPr>
+          <w:rFonts w:ascii="Arial" w:hAnsi="Arial" w:cs="Arial"/>
+        </w:rPr>
+        <w:t>enfoque</w:t>
+      </w:r>
+      <w:proofErr w:type="spellEnd"/>
+      <w:r>
+        <w:rPr>
+          <w:rFonts w:ascii="Arial" w:hAnsi="Arial" w:cs="Arial"/>
+        </w:rPr>
+        <w:t xml:space="preserve"> de grano </w:t>
+      </w:r>
+      <w:proofErr w:type="spellStart"/>
+      <w:r>
+        <w:rPr>
+          <w:rFonts w:ascii="Arial" w:hAnsi="Arial" w:cs="Arial"/>
+        </w:rPr>
+        <w:t>grueso</w:t>
+      </w:r>
+      <w:proofErr w:type="spellEnd"/>
+      <w:r>
+        <w:rPr>
+          <w:rFonts w:ascii="Arial" w:hAnsi="Arial" w:cs="Arial"/>
+        </w:rPr>
+        <w:t xml:space="preserve"> y la </w:t>
+      </w:r>
+      <w:proofErr w:type="spellStart"/>
+      <w:r>
+        <w:rPr>
+          <w:rFonts w:ascii="Arial" w:hAnsi="Arial" w:cs="Arial"/>
+        </w:rPr>
+        <w:t>arquitectura</w:t>
+      </w:r>
+      <w:proofErr w:type="spellEnd"/>
+      <w:r>
+        <w:rPr>
+          <w:rFonts w:ascii="Arial" w:hAnsi="Arial" w:cs="Arial"/>
+        </w:rPr>
+        <w:t xml:space="preserve"> MIMD.</w:t>
       </w:r>
     </w:p>
     <w:p>
@@ -1442,6 +3220,7 @@
       <w:r>
         <w:rPr>
           <w:rFonts w:ascii="Arial" w:hAnsi="Arial" w:cs="Arial"/>
+          <w:noProof/>
         </w:rPr>
         <w:drawing>
           <wp:inline distT="0" distB="0" distL="0" distR="0" wp14:anchorId="779743BB" wp14:editId="6EC13A6F">
@@ -1504,7 +3283,469 @@
           <w:rFonts w:ascii="Arial" w:hAnsi="Arial" w:cs="Arial"/>
         </w:rPr>
         <w:lastRenderedPageBreak/>
-        <w:t>Por último, estaría la tercera prueba, que se puede decir que es como una especie de competencia y comparativa del rendimiento entre cuatro métodos distintos sobre 15 millones de datos que se están registrando, en donde se ejecutarían exactamente el mismo cálculo en cuatro enfoques distintos, con el enfoque secuencial, otro con el parallel for, uno utilizando tasks para el paralelismo por bloques, usando tareas asincrónicas y threads nativos, en donde el paralelismo está siendo creado y administrado directamente en hilos.</w:t>
+        <w:t xml:space="preserve">Por </w:t>
+      </w:r>
+      <w:proofErr w:type="spellStart"/>
+      <w:r>
+        <w:rPr>
+          <w:rFonts w:ascii="Arial" w:hAnsi="Arial" w:cs="Arial"/>
+        </w:rPr>
+        <w:t>último</w:t>
+      </w:r>
+      <w:proofErr w:type="spellEnd"/>
+      <w:r>
+        <w:rPr>
+          <w:rFonts w:ascii="Arial" w:hAnsi="Arial" w:cs="Arial"/>
+        </w:rPr>
+        <w:t xml:space="preserve">, </w:t>
+      </w:r>
+      <w:proofErr w:type="spellStart"/>
+      <w:r>
+        <w:rPr>
+          <w:rFonts w:ascii="Arial" w:hAnsi="Arial" w:cs="Arial"/>
+        </w:rPr>
+        <w:t>estaría</w:t>
+      </w:r>
+      <w:proofErr w:type="spellEnd"/>
+      <w:r>
+        <w:rPr>
+          <w:rFonts w:ascii="Arial" w:hAnsi="Arial" w:cs="Arial"/>
+        </w:rPr>
+        <w:t xml:space="preserve"> la </w:t>
+      </w:r>
+      <w:proofErr w:type="spellStart"/>
+      <w:r>
+        <w:rPr>
+          <w:rFonts w:ascii="Arial" w:hAnsi="Arial" w:cs="Arial"/>
+        </w:rPr>
+        <w:t>tercera</w:t>
+      </w:r>
+      <w:proofErr w:type="spellEnd"/>
+      <w:r>
+        <w:rPr>
+          <w:rFonts w:ascii="Arial" w:hAnsi="Arial" w:cs="Arial"/>
+        </w:rPr>
+        <w:t xml:space="preserve"> </w:t>
+      </w:r>
+      <w:proofErr w:type="spellStart"/>
+      <w:r>
+        <w:rPr>
+          <w:rFonts w:ascii="Arial" w:hAnsi="Arial" w:cs="Arial"/>
+        </w:rPr>
+        <w:t>prueba</w:t>
+      </w:r>
+      <w:proofErr w:type="spellEnd"/>
+      <w:r>
+        <w:rPr>
+          <w:rFonts w:ascii="Arial" w:hAnsi="Arial" w:cs="Arial"/>
+        </w:rPr>
+        <w:t xml:space="preserve">, que se puede </w:t>
+      </w:r>
+      <w:proofErr w:type="spellStart"/>
+      <w:r>
+        <w:rPr>
+          <w:rFonts w:ascii="Arial" w:hAnsi="Arial" w:cs="Arial"/>
+        </w:rPr>
+        <w:t>decir</w:t>
+      </w:r>
+      <w:proofErr w:type="spellEnd"/>
+      <w:r>
+        <w:rPr>
+          <w:rFonts w:ascii="Arial" w:hAnsi="Arial" w:cs="Arial"/>
+        </w:rPr>
+        <w:t xml:space="preserve"> que es como una </w:t>
+      </w:r>
+      <w:proofErr w:type="spellStart"/>
+      <w:r>
+        <w:rPr>
+          <w:rFonts w:ascii="Arial" w:hAnsi="Arial" w:cs="Arial"/>
+        </w:rPr>
+        <w:t>especie</w:t>
+      </w:r>
+      <w:proofErr w:type="spellEnd"/>
+      <w:r>
+        <w:rPr>
+          <w:rFonts w:ascii="Arial" w:hAnsi="Arial" w:cs="Arial"/>
+        </w:rPr>
+        <w:t xml:space="preserve"> de </w:t>
+      </w:r>
+      <w:proofErr w:type="spellStart"/>
+      <w:r>
+        <w:rPr>
+          <w:rFonts w:ascii="Arial" w:hAnsi="Arial" w:cs="Arial"/>
+        </w:rPr>
+        <w:t>competencia</w:t>
+      </w:r>
+      <w:proofErr w:type="spellEnd"/>
+      <w:r>
+        <w:rPr>
+          <w:rFonts w:ascii="Arial" w:hAnsi="Arial" w:cs="Arial"/>
+        </w:rPr>
+        <w:t xml:space="preserve"> y </w:t>
+      </w:r>
+      <w:proofErr w:type="spellStart"/>
+      <w:r>
+        <w:rPr>
+          <w:rFonts w:ascii="Arial" w:hAnsi="Arial" w:cs="Arial"/>
+        </w:rPr>
+        <w:t>comparativa</w:t>
+      </w:r>
+      <w:proofErr w:type="spellEnd"/>
+      <w:r>
+        <w:rPr>
+          <w:rFonts w:ascii="Arial" w:hAnsi="Arial" w:cs="Arial"/>
+        </w:rPr>
+        <w:t xml:space="preserve"> del </w:t>
+      </w:r>
+      <w:proofErr w:type="spellStart"/>
+      <w:r>
+        <w:rPr>
+          <w:rFonts w:ascii="Arial" w:hAnsi="Arial" w:cs="Arial"/>
+        </w:rPr>
+        <w:t>rendimiento</w:t>
+      </w:r>
+      <w:proofErr w:type="spellEnd"/>
+      <w:r>
+        <w:rPr>
+          <w:rFonts w:ascii="Arial" w:hAnsi="Arial" w:cs="Arial"/>
+        </w:rPr>
+        <w:t xml:space="preserve"> entre cuatro </w:t>
+      </w:r>
+      <w:proofErr w:type="spellStart"/>
+      <w:r>
+        <w:rPr>
+          <w:rFonts w:ascii="Arial" w:hAnsi="Arial" w:cs="Arial"/>
+        </w:rPr>
+        <w:t>métodos</w:t>
+      </w:r>
+      <w:proofErr w:type="spellEnd"/>
+      <w:r>
+        <w:rPr>
+          <w:rFonts w:ascii="Arial" w:hAnsi="Arial" w:cs="Arial"/>
+        </w:rPr>
+        <w:t xml:space="preserve"> </w:t>
+      </w:r>
+      <w:proofErr w:type="spellStart"/>
+      <w:r>
+        <w:rPr>
+          <w:rFonts w:ascii="Arial" w:hAnsi="Arial" w:cs="Arial"/>
+        </w:rPr>
+        <w:t>distintos</w:t>
+      </w:r>
+      <w:proofErr w:type="spellEnd"/>
+      <w:r>
+        <w:rPr>
+          <w:rFonts w:ascii="Arial" w:hAnsi="Arial" w:cs="Arial"/>
+        </w:rPr>
+        <w:t xml:space="preserve"> sobre 15 </w:t>
+      </w:r>
+      <w:proofErr w:type="spellStart"/>
+      <w:r>
+        <w:rPr>
+          <w:rFonts w:ascii="Arial" w:hAnsi="Arial" w:cs="Arial"/>
+        </w:rPr>
+        <w:t>millones</w:t>
+      </w:r>
+      <w:proofErr w:type="spellEnd"/>
+      <w:r>
+        <w:rPr>
+          <w:rFonts w:ascii="Arial" w:hAnsi="Arial" w:cs="Arial"/>
+        </w:rPr>
+        <w:t xml:space="preserve"> de datos que se están </w:t>
+      </w:r>
+      <w:proofErr w:type="spellStart"/>
+      <w:r>
+        <w:rPr>
+          <w:rFonts w:ascii="Arial" w:hAnsi="Arial" w:cs="Arial"/>
+        </w:rPr>
+        <w:t>registrando</w:t>
+      </w:r>
+      <w:proofErr w:type="spellEnd"/>
+      <w:r>
+        <w:rPr>
+          <w:rFonts w:ascii="Arial" w:hAnsi="Arial" w:cs="Arial"/>
+        </w:rPr>
+        <w:t xml:space="preserve">, en donde se </w:t>
+      </w:r>
+      <w:proofErr w:type="spellStart"/>
+      <w:r>
+        <w:rPr>
+          <w:rFonts w:ascii="Arial" w:hAnsi="Arial" w:cs="Arial"/>
+        </w:rPr>
+        <w:t>ejecutarían</w:t>
+      </w:r>
+      <w:proofErr w:type="spellEnd"/>
+      <w:r>
+        <w:rPr>
+          <w:rFonts w:ascii="Arial" w:hAnsi="Arial" w:cs="Arial"/>
+        </w:rPr>
+        <w:t xml:space="preserve"> </w:t>
+      </w:r>
+      <w:proofErr w:type="spellStart"/>
+      <w:r>
+        <w:rPr>
+          <w:rFonts w:ascii="Arial" w:hAnsi="Arial" w:cs="Arial"/>
+        </w:rPr>
+        <w:t>exactamente</w:t>
+      </w:r>
+      <w:proofErr w:type="spellEnd"/>
+      <w:r>
+        <w:rPr>
+          <w:rFonts w:ascii="Arial" w:hAnsi="Arial" w:cs="Arial"/>
+        </w:rPr>
+        <w:t xml:space="preserve"> el </w:t>
+      </w:r>
+      <w:proofErr w:type="spellStart"/>
+      <w:r>
+        <w:rPr>
+          <w:rFonts w:ascii="Arial" w:hAnsi="Arial" w:cs="Arial"/>
+        </w:rPr>
+        <w:t>mismo</w:t>
+      </w:r>
+      <w:proofErr w:type="spellEnd"/>
+      <w:r>
+        <w:rPr>
+          <w:rFonts w:ascii="Arial" w:hAnsi="Arial" w:cs="Arial"/>
+        </w:rPr>
+        <w:t xml:space="preserve"> </w:t>
+      </w:r>
+      <w:proofErr w:type="spellStart"/>
+      <w:r>
+        <w:rPr>
+          <w:rFonts w:ascii="Arial" w:hAnsi="Arial" w:cs="Arial"/>
+        </w:rPr>
+        <w:t>cálculo</w:t>
+      </w:r>
+      <w:proofErr w:type="spellEnd"/>
+      <w:r>
+        <w:rPr>
+          <w:rFonts w:ascii="Arial" w:hAnsi="Arial" w:cs="Arial"/>
+        </w:rPr>
+        <w:t xml:space="preserve"> en cuatro </w:t>
+      </w:r>
+      <w:proofErr w:type="spellStart"/>
+      <w:r>
+        <w:rPr>
+          <w:rFonts w:ascii="Arial" w:hAnsi="Arial" w:cs="Arial"/>
+        </w:rPr>
+        <w:t>enfoques</w:t>
+      </w:r>
+      <w:proofErr w:type="spellEnd"/>
+      <w:r>
+        <w:rPr>
+          <w:rFonts w:ascii="Arial" w:hAnsi="Arial" w:cs="Arial"/>
+        </w:rPr>
+        <w:t xml:space="preserve"> </w:t>
+      </w:r>
+      <w:proofErr w:type="spellStart"/>
+      <w:r>
+        <w:rPr>
+          <w:rFonts w:ascii="Arial" w:hAnsi="Arial" w:cs="Arial"/>
+        </w:rPr>
+        <w:t>distintos</w:t>
+      </w:r>
+      <w:proofErr w:type="spellEnd"/>
+      <w:r>
+        <w:rPr>
+          <w:rFonts w:ascii="Arial" w:hAnsi="Arial" w:cs="Arial"/>
+        </w:rPr>
+        <w:t xml:space="preserve">, con el </w:t>
+      </w:r>
+      <w:proofErr w:type="spellStart"/>
+      <w:r>
+        <w:rPr>
+          <w:rFonts w:ascii="Arial" w:hAnsi="Arial" w:cs="Arial"/>
+        </w:rPr>
+        <w:t>enfoque</w:t>
+      </w:r>
+      <w:proofErr w:type="spellEnd"/>
+      <w:r>
+        <w:rPr>
+          <w:rFonts w:ascii="Arial" w:hAnsi="Arial" w:cs="Arial"/>
+        </w:rPr>
+        <w:t xml:space="preserve"> </w:t>
+      </w:r>
+      <w:proofErr w:type="spellStart"/>
+      <w:r>
+        <w:rPr>
+          <w:rFonts w:ascii="Arial" w:hAnsi="Arial" w:cs="Arial"/>
+        </w:rPr>
+        <w:t>secuencial</w:t>
+      </w:r>
+      <w:proofErr w:type="spellEnd"/>
+      <w:r>
+        <w:rPr>
+          <w:rFonts w:ascii="Arial" w:hAnsi="Arial" w:cs="Arial"/>
+        </w:rPr>
+        <w:t xml:space="preserve">, otro con el parallel for, uno </w:t>
+      </w:r>
+      <w:proofErr w:type="spellStart"/>
+      <w:r>
+        <w:rPr>
+          <w:rFonts w:ascii="Arial" w:hAnsi="Arial" w:cs="Arial"/>
+        </w:rPr>
+        <w:t>utilizando</w:t>
+      </w:r>
+      <w:proofErr w:type="spellEnd"/>
+      <w:r>
+        <w:rPr>
+          <w:rFonts w:ascii="Arial" w:hAnsi="Arial" w:cs="Arial"/>
+        </w:rPr>
+        <w:t xml:space="preserve"> tasks para el </w:t>
+      </w:r>
+      <w:proofErr w:type="spellStart"/>
+      <w:r>
+        <w:rPr>
+          <w:rFonts w:ascii="Arial" w:hAnsi="Arial" w:cs="Arial"/>
+        </w:rPr>
+        <w:t>paralelismo</w:t>
+      </w:r>
+      <w:proofErr w:type="spellEnd"/>
+      <w:r>
+        <w:rPr>
+          <w:rFonts w:ascii="Arial" w:hAnsi="Arial" w:cs="Arial"/>
+        </w:rPr>
+        <w:t xml:space="preserve"> por </w:t>
+      </w:r>
+      <w:proofErr w:type="spellStart"/>
+      <w:r>
+        <w:rPr>
+          <w:rFonts w:ascii="Arial" w:hAnsi="Arial" w:cs="Arial"/>
+        </w:rPr>
+        <w:t>bloques</w:t>
+      </w:r>
+      <w:proofErr w:type="spellEnd"/>
+      <w:r>
+        <w:rPr>
+          <w:rFonts w:ascii="Arial" w:hAnsi="Arial" w:cs="Arial"/>
+        </w:rPr>
+        <w:t xml:space="preserve">, </w:t>
+      </w:r>
+      <w:proofErr w:type="spellStart"/>
+      <w:r>
+        <w:rPr>
+          <w:rFonts w:ascii="Arial" w:hAnsi="Arial" w:cs="Arial"/>
+        </w:rPr>
+        <w:t>usando</w:t>
+      </w:r>
+      <w:proofErr w:type="spellEnd"/>
+      <w:r>
+        <w:rPr>
+          <w:rFonts w:ascii="Arial" w:hAnsi="Arial" w:cs="Arial"/>
+        </w:rPr>
+        <w:t xml:space="preserve"> tareas </w:t>
+      </w:r>
+      <w:proofErr w:type="spellStart"/>
+      <w:r>
+        <w:rPr>
+          <w:rFonts w:ascii="Arial" w:hAnsi="Arial" w:cs="Arial"/>
+        </w:rPr>
+        <w:t>asincrónicas</w:t>
+      </w:r>
+      <w:proofErr w:type="spellEnd"/>
+      <w:r>
+        <w:rPr>
+          <w:rFonts w:ascii="Arial" w:hAnsi="Arial" w:cs="Arial"/>
+        </w:rPr>
+        <w:t xml:space="preserve"> y threads </w:t>
+      </w:r>
+      <w:proofErr w:type="spellStart"/>
+      <w:r>
+        <w:rPr>
+          <w:rFonts w:ascii="Arial" w:hAnsi="Arial" w:cs="Arial"/>
+        </w:rPr>
+        <w:t>nativos</w:t>
+      </w:r>
+      <w:proofErr w:type="spellEnd"/>
+      <w:r>
+        <w:rPr>
+          <w:rFonts w:ascii="Arial" w:hAnsi="Arial" w:cs="Arial"/>
+        </w:rPr>
+        <w:t xml:space="preserve">, en donde el </w:t>
+      </w:r>
+      <w:proofErr w:type="spellStart"/>
+      <w:r>
+        <w:rPr>
+          <w:rFonts w:ascii="Arial" w:hAnsi="Arial" w:cs="Arial"/>
+        </w:rPr>
+        <w:t>paralelismo</w:t>
+      </w:r>
+      <w:proofErr w:type="spellEnd"/>
+      <w:r>
+        <w:rPr>
+          <w:rFonts w:ascii="Arial" w:hAnsi="Arial" w:cs="Arial"/>
+        </w:rPr>
+        <w:t xml:space="preserve"> está </w:t>
+      </w:r>
+      <w:proofErr w:type="spellStart"/>
+      <w:r>
+        <w:rPr>
+          <w:rFonts w:ascii="Arial" w:hAnsi="Arial" w:cs="Arial"/>
+        </w:rPr>
+        <w:t>siendo</w:t>
+      </w:r>
+      <w:proofErr w:type="spellEnd"/>
+      <w:r>
+        <w:rPr>
+          <w:rFonts w:ascii="Arial" w:hAnsi="Arial" w:cs="Arial"/>
+        </w:rPr>
+        <w:t xml:space="preserve"> </w:t>
+      </w:r>
+      <w:proofErr w:type="spellStart"/>
+      <w:r>
+        <w:rPr>
+          <w:rFonts w:ascii="Arial" w:hAnsi="Arial" w:cs="Arial"/>
+        </w:rPr>
+        <w:t>creado</w:t>
+      </w:r>
+      <w:proofErr w:type="spellEnd"/>
+      <w:r>
+        <w:rPr>
+          <w:rFonts w:ascii="Arial" w:hAnsi="Arial" w:cs="Arial"/>
+        </w:rPr>
+        <w:t xml:space="preserve"> y </w:t>
+      </w:r>
+      <w:proofErr w:type="spellStart"/>
+      <w:r>
+        <w:rPr>
+          <w:rFonts w:ascii="Arial" w:hAnsi="Arial" w:cs="Arial"/>
+        </w:rPr>
+        <w:t>administrado</w:t>
+      </w:r>
+      <w:proofErr w:type="spellEnd"/>
+      <w:r>
+        <w:rPr>
+          <w:rFonts w:ascii="Arial" w:hAnsi="Arial" w:cs="Arial"/>
+        </w:rPr>
+        <w:t xml:space="preserve"> </w:t>
+      </w:r>
+      <w:proofErr w:type="spellStart"/>
+      <w:r>
+        <w:rPr>
+          <w:rFonts w:ascii="Arial" w:hAnsi="Arial" w:cs="Arial"/>
+        </w:rPr>
+        <w:t>directamente</w:t>
+      </w:r>
+      <w:proofErr w:type="spellEnd"/>
+      <w:r>
+        <w:rPr>
+          <w:rFonts w:ascii="Arial" w:hAnsi="Arial" w:cs="Arial"/>
+        </w:rPr>
+        <w:t xml:space="preserve"> en </w:t>
+      </w:r>
+      <w:proofErr w:type="spellStart"/>
+      <w:r>
+        <w:rPr>
+          <w:rFonts w:ascii="Arial" w:hAnsi="Arial" w:cs="Arial"/>
+        </w:rPr>
+        <w:t>hilos</w:t>
+      </w:r>
+      <w:proofErr w:type="spellEnd"/>
+      <w:r>
+        <w:rPr>
+          <w:rFonts w:ascii="Arial" w:hAnsi="Arial" w:cs="Arial"/>
+        </w:rPr>
+        <w:t>.</w:t>
       </w:r>
     </w:p>
     <w:p>
@@ -1518,6 +3759,7 @@
       <w:r>
         <w:rPr>
           <w:rFonts w:ascii="Arial" w:hAnsi="Arial" w:cs="Arial"/>
+          <w:noProof/>
         </w:rPr>
         <w:drawing>
           <wp:inline distT="0" distB="0" distL="0" distR="0" wp14:anchorId="7CD420F1" wp14:editId="173DC170">
@@ -2302,6 +4544,7 @@
   <w:style w:type="character" w:default="1" w:styleId="Fuentedeprrafopredeter">
     <w:name w:val="Default Paragraph Font"/>
     <w:uiPriority w:val="1"/>
+    <w:semiHidden/>
     <w:unhideWhenUsed/>
   </w:style>
   <w:style w:type="table" w:default="1" w:styleId="Tablanormal">
